--- a/assets/doc/abrar_mudhir_cv.docx
+++ b/assets/doc/abrar_mudhir_cv.docx
@@ -162,7 +162,7 @@
           <w:sz w:val="20"/>
           <w:lang w:val="en-GB" w:eastAsia="en-GB"/>
         </w:rPr>
-        <w:pict w14:anchorId="565536BD">
+        <w:pict w14:anchorId="23B58C42">
           <v:group id="_x0000_s2107" style="position:absolute;margin-left:7.05pt;margin-top:12.05pt;width:138.75pt;height:16.5pt;z-index:-5" coordorigin="1342,3892" coordsize="2700,180" o:allowincell="f">
             <v:rect id="_x0000_s2108" style="position:absolute;left:1342;top:3892;width:2700;height:180" fillcolor="#31849b" stroked="f">
               <v:fill opacity="59638f"/>
@@ -441,7 +441,7 @@
           <w:szCs w:val="16"/>
           <w:lang w:val="en-GB"/>
         </w:rPr>
-        <w:t>10</w:t>
+        <w:t>13</w:t>
       </w:r>
       <w:r>
         <w:rPr>
@@ -613,7 +613,7 @@
           <w:sz w:val="20"/>
           <w:lang w:val="en-GB"/>
         </w:rPr>
-        <w:pict w14:anchorId="1E21E507">
+        <w:pict w14:anchorId="06D28C8F">
           <v:group id="_x0000_s2269" style="position:absolute;margin-left:6.8pt;margin-top:131.3pt;width:142.2pt;height:16.5pt;z-index:-1" coordorigin="1342,3892" coordsize="2700,180" o:allowincell="f">
             <v:rect id="_x0000_s2270" style="position:absolute;left:1342;top:3892;width:2700;height:180" fillcolor="#31849b" stroked="f">
               <v:fill opacity="59638f"/>
@@ -632,7 +632,7 @@
           <w:sz w:val="20"/>
           <w:lang w:val="en-GB"/>
         </w:rPr>
-        <w:pict w14:anchorId="155BF465">
+        <w:pict w14:anchorId="5666EF7D">
           <v:group id="_x0000_s2212" style="position:absolute;margin-left:6.8pt;margin-top:12.45pt;width:142.2pt;height:16.5pt;z-index:-4" coordorigin="1342,3892" coordsize="2700,180" o:allowincell="f">
             <v:rect id="_x0000_s2213" style="position:absolute;left:1342;top:3892;width:2700;height:180" fillcolor="#31849b" stroked="f">
               <v:fill opacity="59638f"/>
@@ -1394,17 +1394,54 @@
               </w:rPr>
               <w:t xml:space="preserve"> (</w:t>
             </w:r>
-            <w:hyperlink r:id="rId12" w:history="1">
-              <w:r>
-                <w:rPr>
-                  <w:rStyle w:val="Hyperlink"/>
-                  <w:rFonts w:ascii="Verdana" w:hAnsi="Verdana" w:cs="Verdana"/>
-                  <w:sz w:val="20"/>
-                  <w:lang w:val="it-IT" w:eastAsia="ar-SA"/>
-                </w:rPr>
-                <w:t>AI-102</w:t>
-              </w:r>
-            </w:hyperlink>
+            <w:r>
+              <w:rPr>
+                <w:rFonts w:ascii="Verdana" w:hAnsi="Verdana" w:cs="Verdana"/>
+                <w:sz w:val="20"/>
+                <w:lang w:val="en-GB" w:eastAsia="ar-SA"/>
+              </w:rPr>
+              <w:fldChar w:fldCharType="begin"/>
+            </w:r>
+            <w:r>
+              <w:rPr>
+                <w:rFonts w:ascii="Verdana" w:hAnsi="Verdana" w:cs="Verdana"/>
+                <w:sz w:val="20"/>
+                <w:lang w:val="it-IT" w:eastAsia="ar-SA"/>
+              </w:rPr>
+              <w:instrText>HYPERLINK "https://learn.microsoft.com/api/credentials/share/en-gb/AbrarMudhir-6026/D34862B3E92762BE?sharingId=6CDE1921338520C9"</w:instrText>
+            </w:r>
+            <w:r>
+              <w:rPr>
+                <w:rFonts w:ascii="Verdana" w:hAnsi="Verdana" w:cs="Verdana"/>
+                <w:sz w:val="20"/>
+                <w:lang w:val="en-GB" w:eastAsia="ar-SA"/>
+              </w:rPr>
+            </w:r>
+            <w:r>
+              <w:rPr>
+                <w:rFonts w:ascii="Verdana" w:hAnsi="Verdana" w:cs="Verdana"/>
+                <w:sz w:val="20"/>
+                <w:lang w:val="en-GB" w:eastAsia="ar-SA"/>
+              </w:rPr>
+              <w:fldChar w:fldCharType="separate"/>
+            </w:r>
+            <w:r>
+              <w:rPr>
+                <w:rStyle w:val="Hyperlink"/>
+                <w:rFonts w:ascii="Verdana" w:hAnsi="Verdana" w:cs="Verdana"/>
+                <w:sz w:val="20"/>
+                <w:lang w:val="it-IT" w:eastAsia="ar-SA"/>
+              </w:rPr>
+              <w:t>AI-102</w:t>
+            </w:r>
+            <w:r>
+              <w:rPr>
+                <w:rFonts w:ascii="Verdana" w:hAnsi="Verdana" w:cs="Verdana"/>
+                <w:sz w:val="20"/>
+                <w:lang w:val="en-GB" w:eastAsia="ar-SA"/>
+              </w:rPr>
+              <w:fldChar w:fldCharType="end"/>
+            </w:r>
             <w:r>
               <w:rPr>
                 <w:rFonts w:ascii="Verdana" w:hAnsi="Verdana" w:cs="Verdana"/>
@@ -1553,7 +1590,7 @@
               </w:rPr>
               <w:t xml:space="preserve"> (</w:t>
             </w:r>
-            <w:hyperlink r:id="rId13" w:history="1">
+            <w:hyperlink r:id="rId12" w:history="1">
               <w:r>
                 <w:rPr>
                   <w:rStyle w:val="Hyperlink"/>
@@ -1625,7 +1662,7 @@
               </w:rPr>
               <w:t xml:space="preserve"> (</w:t>
             </w:r>
-            <w:hyperlink r:id="rId14" w:history="1">
+            <w:hyperlink r:id="rId13" w:history="1">
               <w:r>
                 <w:rPr>
                   <w:rStyle w:val="Hyperlink"/>
@@ -1701,7 +1738,7 @@
               </w:rPr>
               <w:t xml:space="preserve"> (</w:t>
             </w:r>
-            <w:hyperlink r:id="rId15" w:history="1">
+            <w:hyperlink r:id="rId14" w:history="1">
               <w:r>
                 <w:rPr>
                   <w:rStyle w:val="Hyperlink"/>
@@ -1787,7 +1824,7 @@
                 <w:sz w:val="20"/>
                 <w:lang w:val="en-GB" w:eastAsia="ar-SA"/>
               </w:rPr>
-              <w:pict w14:anchorId="03BB78AC">
+              <w:pict w14:anchorId="45FE6853">
                 <v:group id="_x0000_s2263" style="position:absolute;margin-left:7.5pt;margin-top:11.85pt;width:142.2pt;height:16.5pt;z-index:-2;mso-position-horizontal-relative:text;mso-position-vertical-relative:text" coordorigin="1342,3892" coordsize="2700,180" o:allowincell="f">
                   <v:rect id="_x0000_s2264" style="position:absolute;left:1342;top:3892;width:2700;height:180" fillcolor="#31849b" stroked="f">
                     <v:fill opacity="59638f"/>
@@ -1941,7 +1978,7 @@
                 <w:lang w:val="en-GB"/>
               </w:rPr>
             </w:pPr>
-            <w:hyperlink r:id="rId16" w:history="1">
+            <w:hyperlink r:id="rId15" w:history="1">
               <w:r>
                 <w:rPr>
                   <w:rStyle w:val="Hyperlink"/>
@@ -2807,7 +2844,7 @@
                 <w:lang w:val="en-GB"/>
               </w:rPr>
             </w:pPr>
-            <w:hyperlink r:id="rId17" w:history="1">
+            <w:hyperlink r:id="rId16" w:history="1">
               <w:r>
                 <w:rPr>
                   <w:rStyle w:val="Hyperlink"/>
@@ -3550,7 +3587,7 @@
                 <w:lang w:val="en-GB"/>
               </w:rPr>
             </w:pPr>
-            <w:hyperlink r:id="rId18" w:history="1">
+            <w:hyperlink r:id="rId17" w:history="1">
               <w:r>
                 <w:rPr>
                   <w:rStyle w:val="Hyperlink"/>
@@ -3720,7 +3757,133 @@
                 <w:sz w:val="20"/>
                 <w:lang w:val="en-GB" w:eastAsia="ar-SA"/>
               </w:rPr>
-              <w:t>Led the architecture and development of a production Python fund analytics platform, replacing approximately 20 spreadsheet-based models with a scalable, governed application. Designed reusable FastAPI REST APIs, backend services and data models using Python, SQLAlchemy and SQL Server, with Dash/Plotly interfaces. Developed strongly typed FastAPI services using Pydantic validation and SQLAlchemy, with Pytest automated testing. Worked directly with investment stakeholders to translate complex business rules into maintainable software, validate calculation outputs and improve the reliability, consistency and scalability of fund analytics.</w:t>
+              <w:t xml:space="preserve">Led the architecture and development of a production Python fund analytics platform, replacing approximately 20 spreadsheet-based models with a scalable, governed application. Designed reusable </w:t>
+            </w:r>
+            <w:proofErr w:type="spellStart"/>
+            <w:r>
+              <w:rPr>
+                <w:rFonts w:ascii="Verdana" w:hAnsi="Verdana" w:cs="Verdana"/>
+                <w:sz w:val="20"/>
+                <w:lang w:val="en-GB" w:eastAsia="ar-SA"/>
+              </w:rPr>
+              <w:t>FastAPI</w:t>
+            </w:r>
+            <w:proofErr w:type="spellEnd"/>
+            <w:r>
+              <w:rPr>
+                <w:rFonts w:ascii="Verdana" w:hAnsi="Verdana" w:cs="Verdana"/>
+                <w:sz w:val="20"/>
+                <w:lang w:val="en-GB" w:eastAsia="ar-SA"/>
+              </w:rPr>
+              <w:t xml:space="preserve"> REST APIs, backend services and data models using Python, </w:t>
+            </w:r>
+            <w:proofErr w:type="spellStart"/>
+            <w:r>
+              <w:rPr>
+                <w:rFonts w:ascii="Verdana" w:hAnsi="Verdana" w:cs="Verdana"/>
+                <w:sz w:val="20"/>
+                <w:lang w:val="en-GB" w:eastAsia="ar-SA"/>
+              </w:rPr>
+              <w:t>SQLAlchemy</w:t>
+            </w:r>
+            <w:proofErr w:type="spellEnd"/>
+            <w:r>
+              <w:rPr>
+                <w:rFonts w:ascii="Verdana" w:hAnsi="Verdana" w:cs="Verdana"/>
+                <w:sz w:val="20"/>
+                <w:lang w:val="en-GB" w:eastAsia="ar-SA"/>
+              </w:rPr>
+              <w:t xml:space="preserve"> and SQL Server, with Dash/</w:t>
+            </w:r>
+            <w:proofErr w:type="spellStart"/>
+            <w:r>
+              <w:rPr>
+                <w:rFonts w:ascii="Verdana" w:hAnsi="Verdana" w:cs="Verdana"/>
+                <w:sz w:val="20"/>
+                <w:lang w:val="en-GB" w:eastAsia="ar-SA"/>
+              </w:rPr>
+              <w:t>Plotly</w:t>
+            </w:r>
+            <w:proofErr w:type="spellEnd"/>
+            <w:r>
+              <w:rPr>
+                <w:rFonts w:ascii="Verdana" w:hAnsi="Verdana" w:cs="Verdana"/>
+                <w:sz w:val="20"/>
+                <w:lang w:val="en-GB" w:eastAsia="ar-SA"/>
+              </w:rPr>
+              <w:t xml:space="preserve"> interfaces. Developed strongly typed </w:t>
+            </w:r>
+            <w:proofErr w:type="spellStart"/>
+            <w:r>
+              <w:rPr>
+                <w:rFonts w:ascii="Verdana" w:hAnsi="Verdana" w:cs="Verdana"/>
+                <w:sz w:val="20"/>
+                <w:lang w:val="en-GB" w:eastAsia="ar-SA"/>
+              </w:rPr>
+              <w:t>FastAPI</w:t>
+            </w:r>
+            <w:proofErr w:type="spellEnd"/>
+            <w:r>
+              <w:rPr>
+                <w:rFonts w:ascii="Verdana" w:hAnsi="Verdana" w:cs="Verdana"/>
+                <w:sz w:val="20"/>
+                <w:lang w:val="en-GB" w:eastAsia="ar-SA"/>
+              </w:rPr>
+              <w:t xml:space="preserve"> services using </w:t>
+            </w:r>
+            <w:proofErr w:type="spellStart"/>
+            <w:r>
+              <w:rPr>
+                <w:rFonts w:ascii="Verdana" w:hAnsi="Verdana" w:cs="Verdana"/>
+                <w:sz w:val="20"/>
+                <w:lang w:val="en-GB" w:eastAsia="ar-SA"/>
+              </w:rPr>
+              <w:t>Pydantic</w:t>
+            </w:r>
+            <w:proofErr w:type="spellEnd"/>
+            <w:r>
+              <w:rPr>
+                <w:rFonts w:ascii="Verdana" w:hAnsi="Verdana" w:cs="Verdana"/>
+                <w:sz w:val="20"/>
+                <w:lang w:val="en-GB" w:eastAsia="ar-SA"/>
+              </w:rPr>
+              <w:t xml:space="preserve"> validation and </w:t>
+            </w:r>
+            <w:proofErr w:type="spellStart"/>
+            <w:r>
+              <w:rPr>
+                <w:rFonts w:ascii="Verdana" w:hAnsi="Verdana" w:cs="Verdana"/>
+                <w:sz w:val="20"/>
+                <w:lang w:val="en-GB" w:eastAsia="ar-SA"/>
+              </w:rPr>
+              <w:t>SQLAlchemy</w:t>
+            </w:r>
+            <w:proofErr w:type="spellEnd"/>
+            <w:r>
+              <w:rPr>
+                <w:rFonts w:ascii="Verdana" w:hAnsi="Verdana" w:cs="Verdana"/>
+                <w:sz w:val="20"/>
+                <w:lang w:val="en-GB" w:eastAsia="ar-SA"/>
+              </w:rPr>
+              <w:t xml:space="preserve">, with </w:t>
+            </w:r>
+            <w:proofErr w:type="spellStart"/>
+            <w:r>
+              <w:rPr>
+                <w:rFonts w:ascii="Verdana" w:hAnsi="Verdana" w:cs="Verdana"/>
+                <w:sz w:val="20"/>
+                <w:lang w:val="en-GB" w:eastAsia="ar-SA"/>
+              </w:rPr>
+              <w:t>Pytest</w:t>
+            </w:r>
+            <w:proofErr w:type="spellEnd"/>
+            <w:r>
+              <w:rPr>
+                <w:rFonts w:ascii="Verdana" w:hAnsi="Verdana" w:cs="Verdana"/>
+                <w:sz w:val="20"/>
+                <w:lang w:val="en-GB" w:eastAsia="ar-SA"/>
+              </w:rPr>
+              <w:t xml:space="preserve"> automated testing. Worked directly with investment stakeholders to translate complex business rules into maintainable software, validate calculation outputs and improve the reliability, consistency and scalability of fund analytics.</w:t>
             </w:r>
           </w:p>
           <w:p>
@@ -4241,7 +4404,7 @@
                 <w:lang w:val="en-GB"/>
               </w:rPr>
             </w:pPr>
-            <w:hyperlink r:id="rId19" w:history="1">
+            <w:hyperlink r:id="rId18" w:history="1">
               <w:r>
                 <w:rPr>
                   <w:rStyle w:val="Hyperlink"/>
@@ -4434,7 +4597,25 @@
                 <w:sz w:val="20"/>
                 <w:lang w:val="en-GB" w:eastAsia="ar-SA"/>
               </w:rPr>
-              <w:t>Designed and developed Python/FastAPI microservices and REST APIs integrating external data providers, deploying services through Docker/Kubernetes and AWS Lambda/API Gateway</w:t>
+              <w:t>Designed and developed Python/</w:t>
+            </w:r>
+            <w:proofErr w:type="spellStart"/>
+            <w:r>
+              <w:rPr>
+                <w:rFonts w:ascii="Verdana" w:hAnsi="Verdana" w:cs="Verdana"/>
+                <w:sz w:val="20"/>
+                <w:lang w:val="en-GB" w:eastAsia="ar-SA"/>
+              </w:rPr>
+              <w:t>FastAPI</w:t>
+            </w:r>
+            <w:proofErr w:type="spellEnd"/>
+            <w:r>
+              <w:rPr>
+                <w:rFonts w:ascii="Verdana" w:hAnsi="Verdana" w:cs="Verdana"/>
+                <w:sz w:val="20"/>
+                <w:lang w:val="en-GB" w:eastAsia="ar-SA"/>
+              </w:rPr>
+              <w:t xml:space="preserve"> microservices and REST APIs integrating external data providers, deploying services through Docker/Kubernetes and AWS Lambda/API Gateway</w:t>
             </w:r>
             <w:r>
               <w:rPr>
@@ -5281,7 +5462,7 @@
                 <w:lang w:val="en-GB"/>
               </w:rPr>
             </w:pPr>
-            <w:hyperlink r:id="rId20" w:history="1">
+            <w:hyperlink r:id="rId19" w:history="1">
               <w:r>
                 <w:rPr>
                   <w:rStyle w:val="Hyperlink"/>
@@ -6330,7 +6511,7 @@
                 <w:lang w:val="en-GB"/>
               </w:rPr>
             </w:pPr>
-            <w:hyperlink r:id="rId21" w:history="1">
+            <w:hyperlink r:id="rId20" w:history="1">
               <w:r>
                 <w:rPr>
                   <w:rStyle w:val="Hyperlink"/>
@@ -6351,7 +6532,7 @@
               </w:rPr>
               <w:t xml:space="preserve"> for ESA - </w:t>
             </w:r>
-            <w:hyperlink r:id="rId22" w:history="1">
+            <w:hyperlink r:id="rId21" w:history="1">
               <w:r>
                 <w:rPr>
                   <w:rStyle w:val="Hyperlink"/>
@@ -6613,7 +6794,25 @@
                 <w:sz w:val="20"/>
                 <w:lang w:val="en-GB" w:eastAsia="ar-SA"/>
               </w:rPr>
-              <w:t>Designed and developed Java/Spring Boot REST services and React/JSF applications supporting 350+ European Space Agency R&amp;D activities, working within a secure private-cloud enterprise environment.</w:t>
+              <w:t xml:space="preserve">Designed and developed Java/Spring Boot REST services and </w:t>
+            </w:r>
+            <w:proofErr w:type="gramStart"/>
+            <w:r>
+              <w:rPr>
+                <w:rFonts w:ascii="Verdana" w:hAnsi="Verdana" w:cs="Verdana"/>
+                <w:sz w:val="20"/>
+                <w:lang w:val="en-GB" w:eastAsia="ar-SA"/>
+              </w:rPr>
+              <w:t>React</w:t>
+            </w:r>
+            <w:proofErr w:type="gramEnd"/>
+            <w:r>
+              <w:rPr>
+                <w:rFonts w:ascii="Verdana" w:hAnsi="Verdana" w:cs="Verdana"/>
+                <w:sz w:val="20"/>
+                <w:lang w:val="en-GB" w:eastAsia="ar-SA"/>
+              </w:rPr>
+              <w:t>/JSF applications supporting 350+ European Space Agency R&amp;D activities, working within a secure private-cloud enterprise environment.</w:t>
             </w:r>
           </w:p>
           <w:p>
@@ -7201,7 +7400,7 @@
                 <w:lang w:val="en-GB"/>
               </w:rPr>
             </w:pPr>
-            <w:hyperlink r:id="rId23" w:history="1">
+            <w:hyperlink r:id="rId22" w:history="1">
               <w:r>
                 <w:rPr>
                   <w:rStyle w:val="Hyperlink"/>
@@ -8082,7 +8281,7 @@
                 <w:lang w:val="en-GB"/>
               </w:rPr>
             </w:pPr>
-            <w:hyperlink r:id="rId24" w:history="1">
+            <w:hyperlink r:id="rId23" w:history="1">
               <w:r>
                 <w:rPr>
                   <w:rStyle w:val="Hyperlink"/>
@@ -9029,7 +9228,7 @@
                 <w:lang w:val="en-GB"/>
               </w:rPr>
             </w:pPr>
-            <w:hyperlink r:id="rId25" w:history="1">
+            <w:hyperlink r:id="rId24" w:history="1">
               <w:r>
                 <w:rPr>
                   <w:rStyle w:val="Hyperlink"/>
@@ -9743,7 +9942,7 @@
                 <w:lang w:val="en-GB"/>
               </w:rPr>
             </w:pPr>
-            <w:hyperlink r:id="rId26" w:history="1">
+            <w:hyperlink r:id="rId25" w:history="1">
               <w:r>
                 <w:rPr>
                   <w:rStyle w:val="Hyperlink"/>
@@ -10697,7 +10896,7 @@
                 <w:lang w:val="en-GB"/>
               </w:rPr>
             </w:pPr>
-            <w:hyperlink r:id="rId27" w:history="1">
+            <w:hyperlink r:id="rId26" w:history="1">
               <w:r>
                 <w:rPr>
                   <w:rStyle w:val="Hyperlink"/>
@@ -11582,7 +11781,7 @@
                 <w:sz w:val="20"/>
                 <w:lang w:val="en-GB"/>
               </w:rPr>
-              <w:pict w14:anchorId="4A1117E1">
+              <w:pict w14:anchorId="4BF510CB">
                 <v:group id="_x0000_s2260" style="position:absolute;margin-left:56.2pt;margin-top:-446.8pt;width:142.2pt;height:16.5pt;z-index:-3;mso-position-horizontal-relative:text;mso-position-vertical-relative:text" coordorigin="1342,3892" coordsize="2700,180" o:allowincell="f">
                   <v:rect id="_x0000_s2261" style="position:absolute;left:1342;top:3892;width:2700;height:180" fillcolor="#31849b" stroked="f">
                     <v:fill opacity="59638f"/>
@@ -11645,7 +11844,7 @@
               </w:rPr>
               <w:t xml:space="preserve">Client Knowledge Limited (now </w:t>
             </w:r>
-            <w:hyperlink r:id="rId28" w:history="1">
+            <w:hyperlink r:id="rId27" w:history="1">
               <w:r>
                 <w:rPr>
                   <w:rStyle w:val="Hyperlink"/>
@@ -12471,7 +12670,7 @@
               </w:rPr>
               <w:t xml:space="preserve">Barclays Global Investors (now </w:t>
             </w:r>
-            <w:hyperlink r:id="rId29" w:history="1">
+            <w:hyperlink r:id="rId28" w:history="1">
               <w:r>
                 <w:rPr>
                   <w:rStyle w:val="Hyperlink"/>
@@ -12766,7 +12965,7 @@
                 <w:lang w:val="en-GB" w:eastAsia="ar-SA"/>
               </w:rPr>
             </w:pPr>
-            <w:hyperlink r:id="rId30" w:history="1">
+            <w:hyperlink r:id="rId29" w:history="1">
               <w:r>
                 <w:rPr>
                   <w:rStyle w:val="Hyperlink"/>
@@ -13162,7 +13361,7 @@
                 <w:lang w:val="en-GB" w:eastAsia="ar-SA"/>
               </w:rPr>
             </w:pPr>
-            <w:hyperlink r:id="rId31" w:history="1">
+            <w:hyperlink r:id="rId30" w:history="1">
               <w:r>
                 <w:rPr>
                   <w:rStyle w:val="Hyperlink"/>
@@ -13459,12 +13658,12 @@
       </w:pPr>
     </w:p>
     <w:sectPr>
-      <w:headerReference w:type="even" r:id="rId32"/>
-      <w:headerReference w:type="default" r:id="rId33"/>
-      <w:footerReference w:type="even" r:id="rId34"/>
-      <w:footerReference w:type="default" r:id="rId35"/>
-      <w:headerReference w:type="first" r:id="rId36"/>
-      <w:footerReference w:type="first" r:id="rId37"/>
+      <w:headerReference w:type="even" r:id="rId31"/>
+      <w:headerReference w:type="default" r:id="rId32"/>
+      <w:footerReference w:type="even" r:id="rId33"/>
+      <w:footerReference w:type="default" r:id="rId34"/>
+      <w:headerReference w:type="first" r:id="rId35"/>
+      <w:footerReference w:type="first" r:id="rId36"/>
       <w:pgSz w:w="11906" w:h="16838"/>
       <w:pgMar w:top="284" w:right="284" w:bottom="284" w:left="284" w:header="567" w:footer="454" w:gutter="0"/>
       <w:cols w:space="708"/>
@@ -13527,7 +13726,7 @@
         <w:szCs w:val="22"/>
         <w:lang w:val="en-GB" w:eastAsia="ar-SA"/>
       </w:rPr>
-      <w:pict w14:anchorId="34B82411">
+      <w:pict w14:anchorId="21EF2691">
         <v:group id="Group 2" o:spid="_x0000_s1028" style="position:absolute;margin-left:526.8pt;margin-top:-.15pt;width:39.7pt;height:17pt;z-index:-1" coordorigin="614,660" coordsize="864,374" wrapcoords="0 -939 -408 1878 -408 19722 0 21600 21192 21600 21600 21600 22008 16904 22008 939 21192 -939 0 -939">
           <v:roundrect id="_x0000_s1029" style="position:absolute;left:859;top:415;width:374;height:864;rotation:-90;visibility:visible" arcsize="10923f" filled="f" strokecolor="#247a00" strokeweight="1pt">
             <v:shadow color="#868686"/>
@@ -17448,52 +17647,52 @@
       </w:rPr>
     </w:lvl>
   </w:abstractNum>
-  <w:num w:numId="1" w16cid:durableId="1598832499">
+  <w:num w:numId="1" w16cid:durableId="867762399">
     <w:abstractNumId w:val="8"/>
   </w:num>
-  <w:num w:numId="2" w16cid:durableId="1561135849">
+  <w:num w:numId="2" w16cid:durableId="512181956">
     <w:abstractNumId w:val="26"/>
   </w:num>
-  <w:num w:numId="3" w16cid:durableId="805858823">
+  <w:num w:numId="3" w16cid:durableId="67575799">
     <w:abstractNumId w:val="17"/>
   </w:num>
-  <w:num w:numId="4" w16cid:durableId="1253318916">
+  <w:num w:numId="4" w16cid:durableId="234437616">
     <w:abstractNumId w:val="23"/>
   </w:num>
-  <w:num w:numId="5" w16cid:durableId="1251235189">
+  <w:num w:numId="5" w16cid:durableId="583030282">
     <w:abstractNumId w:val="7"/>
   </w:num>
-  <w:num w:numId="6" w16cid:durableId="980814545">
+  <w:num w:numId="6" w16cid:durableId="192116221">
     <w:abstractNumId w:val="24"/>
   </w:num>
-  <w:num w:numId="7" w16cid:durableId="503857856">
+  <w:num w:numId="7" w16cid:durableId="827675057">
     <w:abstractNumId w:val="27"/>
   </w:num>
-  <w:num w:numId="8" w16cid:durableId="235864637">
+  <w:num w:numId="8" w16cid:durableId="1285382115">
     <w:abstractNumId w:val="19"/>
   </w:num>
-  <w:num w:numId="9" w16cid:durableId="162356063">
+  <w:num w:numId="9" w16cid:durableId="1433476187">
     <w:abstractNumId w:val="21"/>
   </w:num>
-  <w:num w:numId="10" w16cid:durableId="66463022">
+  <w:num w:numId="10" w16cid:durableId="418412425">
     <w:abstractNumId w:val="0"/>
   </w:num>
-  <w:num w:numId="11" w16cid:durableId="184247626">
+  <w:num w:numId="11" w16cid:durableId="532153425">
     <w:abstractNumId w:val="25"/>
   </w:num>
-  <w:num w:numId="12" w16cid:durableId="628752775">
+  <w:num w:numId="12" w16cid:durableId="1055087471">
     <w:abstractNumId w:val="14"/>
   </w:num>
-  <w:num w:numId="13" w16cid:durableId="1179585181">
+  <w:num w:numId="13" w16cid:durableId="2133934711">
     <w:abstractNumId w:val="22"/>
   </w:num>
-  <w:num w:numId="14" w16cid:durableId="1472671903">
+  <w:num w:numId="14" w16cid:durableId="605773340">
     <w:abstractNumId w:val="3"/>
   </w:num>
-  <w:num w:numId="15" w16cid:durableId="2030372693">
+  <w:num w:numId="15" w16cid:durableId="505249054">
     <w:abstractNumId w:val="9"/>
   </w:num>
-  <w:num w:numId="16" w16cid:durableId="20592194">
+  <w:num w:numId="16" w16cid:durableId="909002048">
     <w:abstractNumId w:val="10"/>
     <w:lvlOverride w:ilvl="0"/>
     <w:lvlOverride w:ilvl="1"/>
@@ -17505,7 +17704,7 @@
     <w:lvlOverride w:ilvl="7"/>
     <w:lvlOverride w:ilvl="8"/>
   </w:num>
-  <w:num w:numId="17" w16cid:durableId="1260597595">
+  <w:num w:numId="17" w16cid:durableId="1713379706">
     <w:abstractNumId w:val="16"/>
     <w:lvlOverride w:ilvl="0"/>
     <w:lvlOverride w:ilvl="1"/>
@@ -17517,37 +17716,37 @@
     <w:lvlOverride w:ilvl="7"/>
     <w:lvlOverride w:ilvl="8"/>
   </w:num>
-  <w:num w:numId="18" w16cid:durableId="606350078">
+  <w:num w:numId="18" w16cid:durableId="86923224">
     <w:abstractNumId w:val="4"/>
   </w:num>
-  <w:num w:numId="19" w16cid:durableId="511115890">
+  <w:num w:numId="19" w16cid:durableId="1071808489">
     <w:abstractNumId w:val="15"/>
   </w:num>
-  <w:num w:numId="20" w16cid:durableId="1933977333">
+  <w:num w:numId="20" w16cid:durableId="1876497772">
     <w:abstractNumId w:val="6"/>
   </w:num>
-  <w:num w:numId="21" w16cid:durableId="957758278">
+  <w:num w:numId="21" w16cid:durableId="250434115">
     <w:abstractNumId w:val="2"/>
   </w:num>
-  <w:num w:numId="22" w16cid:durableId="627315777">
+  <w:num w:numId="22" w16cid:durableId="250162682">
     <w:abstractNumId w:val="13"/>
   </w:num>
-  <w:num w:numId="23" w16cid:durableId="887911575">
+  <w:num w:numId="23" w16cid:durableId="278873049">
     <w:abstractNumId w:val="5"/>
   </w:num>
-  <w:num w:numId="24" w16cid:durableId="337317452">
+  <w:num w:numId="24" w16cid:durableId="727074389">
     <w:abstractNumId w:val="12"/>
   </w:num>
-  <w:num w:numId="25" w16cid:durableId="696275667">
+  <w:num w:numId="25" w16cid:durableId="1721052075">
     <w:abstractNumId w:val="11"/>
   </w:num>
-  <w:num w:numId="26" w16cid:durableId="654722652">
+  <w:num w:numId="26" w16cid:durableId="1787263956">
     <w:abstractNumId w:val="18"/>
   </w:num>
-  <w:num w:numId="27" w16cid:durableId="1938781213">
+  <w:num w:numId="27" w16cid:durableId="1226187908">
     <w:abstractNumId w:val="20"/>
   </w:num>
-  <w:num w:numId="28" w16cid:durableId="1317685247">
+  <w:num w:numId="28" w16cid:durableId="405035761">
     <w:abstractNumId w:val="1"/>
   </w:num>
 </w:numbering>

--- a/assets/doc/abrar_mudhir_cv.docx
+++ b/assets/doc/abrar_mudhir_cv.docx
@@ -162,7 +162,7 @@
           <w:sz w:val="20"/>
           <w:lang w:val="en-GB" w:eastAsia="en-GB"/>
         </w:rPr>
-        <w:pict w14:anchorId="23B58C42">
+        <w:pict w14:anchorId="4B40D39F">
           <v:group id="_x0000_s2107" style="position:absolute;margin-left:7.05pt;margin-top:12.05pt;width:138.75pt;height:16.5pt;z-index:-5" coordorigin="1342,3892" coordsize="2700,180" o:allowincell="f">
             <v:rect id="_x0000_s2108" style="position:absolute;left:1342;top:3892;width:2700;height:180" fillcolor="#31849b" stroked="f">
               <v:fill opacity="59638f"/>
@@ -441,7 +441,7 @@
           <w:szCs w:val="16"/>
           <w:lang w:val="en-GB"/>
         </w:rPr>
-        <w:t>13</w:t>
+        <w:t>14</w:t>
       </w:r>
       <w:r>
         <w:rPr>
@@ -613,7 +613,7 @@
           <w:sz w:val="20"/>
           <w:lang w:val="en-GB"/>
         </w:rPr>
-        <w:pict w14:anchorId="06D28C8F">
+        <w:pict w14:anchorId="11034FCF">
           <v:group id="_x0000_s2269" style="position:absolute;margin-left:6.8pt;margin-top:131.3pt;width:142.2pt;height:16.5pt;z-index:-1" coordorigin="1342,3892" coordsize="2700,180" o:allowincell="f">
             <v:rect id="_x0000_s2270" style="position:absolute;left:1342;top:3892;width:2700;height:180" fillcolor="#31849b" stroked="f">
               <v:fill opacity="59638f"/>
@@ -632,7 +632,7 @@
           <w:sz w:val="20"/>
           <w:lang w:val="en-GB"/>
         </w:rPr>
-        <w:pict w14:anchorId="5666EF7D">
+        <w:pict w14:anchorId="471971E5">
           <v:group id="_x0000_s2212" style="position:absolute;margin-left:6.8pt;margin-top:12.45pt;width:142.2pt;height:16.5pt;z-index:-4" coordorigin="1342,3892" coordsize="2700,180" o:allowincell="f">
             <v:rect id="_x0000_s2213" style="position:absolute;left:1342;top:3892;width:2700;height:180" fillcolor="#31849b" stroked="f">
               <v:fill opacity="59638f"/>
@@ -1824,7 +1824,7 @@
                 <w:sz w:val="20"/>
                 <w:lang w:val="en-GB" w:eastAsia="ar-SA"/>
               </w:rPr>
-              <w:pict w14:anchorId="45FE6853">
+              <w:pict w14:anchorId="363332C9">
                 <v:group id="_x0000_s2263" style="position:absolute;margin-left:7.5pt;margin-top:11.85pt;width:142.2pt;height:16.5pt;z-index:-2;mso-position-horizontal-relative:text;mso-position-vertical-relative:text" coordorigin="1342,3892" coordsize="2700,180" o:allowincell="f">
                   <v:rect id="_x0000_s2264" style="position:absolute;left:1342;top:3892;width:2700;height:180" fillcolor="#31849b" stroked="f">
                     <v:fill opacity="59638f"/>
@@ -11781,7 +11781,7 @@
                 <w:sz w:val="20"/>
                 <w:lang w:val="en-GB"/>
               </w:rPr>
-              <w:pict w14:anchorId="4BF510CB">
+              <w:pict w14:anchorId="653025A1">
                 <v:group id="_x0000_s2260" style="position:absolute;margin-left:56.2pt;margin-top:-446.8pt;width:142.2pt;height:16.5pt;z-index:-3;mso-position-horizontal-relative:text;mso-position-vertical-relative:text" coordorigin="1342,3892" coordsize="2700,180" o:allowincell="f">
                   <v:rect id="_x0000_s2261" style="position:absolute;left:1342;top:3892;width:2700;height:180" fillcolor="#31849b" stroked="f">
                     <v:fill opacity="59638f"/>
@@ -13658,12 +13658,8 @@
       </w:pPr>
     </w:p>
     <w:sectPr>
-      <w:headerReference w:type="even" r:id="rId31"/>
-      <w:headerReference w:type="default" r:id="rId32"/>
-      <w:footerReference w:type="even" r:id="rId33"/>
-      <w:footerReference w:type="default" r:id="rId34"/>
-      <w:headerReference w:type="first" r:id="rId35"/>
-      <w:footerReference w:type="first" r:id="rId36"/>
+      <w:headerReference w:type="default" r:id="rId31"/>
+      <w:footerReference w:type="default" r:id="rId32"/>
       <w:pgSz w:w="11906" w:h="16838"/>
       <w:pgMar w:top="284" w:right="284" w:bottom="284" w:left="284" w:header="567" w:footer="454" w:gutter="0"/>
       <w:cols w:space="708"/>
@@ -13696,16 +13692,6 @@
 <w:ftr xmlns:wpc="http://schemas.microsoft.com/office/word/2010/wordprocessingCanvas" xmlns:cx="http://schemas.microsoft.com/office/drawing/2014/chartex" xmlns:cx1="http://schemas.microsoft.com/office/drawing/2015/9/8/chartex" xmlns:cx2="http://schemas.microsoft.com/office/drawing/2015/10/21/chartex" xmlns:cx3="http://schemas.microsoft.com/office/drawing/2016/5/9/chartex" xmlns:cx4="http://schemas.microsoft.com/office/drawing/2016/5/10/chartex" xmlns:cx5="http://schemas.microsoft.com/office/drawing/2016/5/11/chartex" xmlns:cx6="http://schemas.microsoft.com/office/drawing/2016/5/12/chartex" xmlns:cx7="http://schemas.microsoft.com/office/drawing/2016/5/13/chartex" xmlns:cx8="http://schemas.microsoft.com/office/drawing/2016/5/14/chartex" xmlns:mc="http://schemas.openxmlformats.org/markup-compatibility/2006" xmlns:aink="http://schemas.microsoft.com/office/drawing/2016/ink" xmlns:am3d="http://schemas.microsoft.com/office/drawing/2017/model3d" xmlns:o="urn:schemas-microsoft-com:office:office" xmlns:oel="http://schemas.microsoft.com/office/2019/extlst" xmlns:r="http://schemas.openxmlformats.org/officeDocument/2006/relationships" xmlns:m="http://schemas.openxmlformats.org/officeDocument/2006/math" xmlns:v="urn:schemas-microsoft-com:vml" xmlns:wp14="http://schemas.microsoft.com/office/word/2010/wordprocessingDrawing" xmlns:wp="http://schemas.openxmlformats.org/drawingml/2006/wordprocessingDrawing" xmlns:w10="urn:schemas-microsoft-com:office:word" xmlns:w="http://schemas.openxmlformats.org/wordprocessingml/2006/main" xmlns:w14="http://schemas.microsoft.com/office/word/2010/wordml" xmlns:w15="http://schemas.microsoft.com/office/word/2012/wordml" xmlns:w16cex="http://schemas.microsoft.com/office/word/2018/wordml/cex" xmlns:w16cid="http://schemas.microsoft.com/office/word/2016/wordml/cid" xmlns:w16="http://schemas.microsoft.com/office/word/2018/wordml" xmlns:w16du="http://schemas.microsoft.com/office/word/2023/wordml/word16du" xmlns:w16sdtdh="http://schemas.microsoft.com/office/word/2020/wordml/sdtdatahash" xmlns:w16sdtfl="http://schemas.microsoft.com/office/word/2024/wordml/sdtformatlock" xmlns:w16se="http://schemas.microsoft.com/office/word/2015/wordml/symex" xmlns:wpg="http://schemas.microsoft.com/office/word/2010/wordprocessingGroup" xmlns:wpi="http://schemas.microsoft.com/office/word/2010/wordprocessingInk" xmlns:wne="http://schemas.microsoft.com/office/word/2006/wordml" xmlns:wps="http://schemas.microsoft.com/office/word/2010/wordprocessingShape" mc:Ignorable="w14 w15 w16se w16cid w16 w16cex w16sdtdh w16sdtfl w16du wp14">
   <w:p>
     <w:pPr>
-      <w:pStyle w:val="Footer"/>
-    </w:pPr>
-  </w:p>
-</w:ftr>
-</file>
-
-<file path=word/footer2.xml><?xml version="1.0" encoding="utf-8"?>
-<w:ftr xmlns:wpc="http://schemas.microsoft.com/office/word/2010/wordprocessingCanvas" xmlns:cx="http://schemas.microsoft.com/office/drawing/2014/chartex" xmlns:cx1="http://schemas.microsoft.com/office/drawing/2015/9/8/chartex" xmlns:cx2="http://schemas.microsoft.com/office/drawing/2015/10/21/chartex" xmlns:cx3="http://schemas.microsoft.com/office/drawing/2016/5/9/chartex" xmlns:cx4="http://schemas.microsoft.com/office/drawing/2016/5/10/chartex" xmlns:cx5="http://schemas.microsoft.com/office/drawing/2016/5/11/chartex" xmlns:cx6="http://schemas.microsoft.com/office/drawing/2016/5/12/chartex" xmlns:cx7="http://schemas.microsoft.com/office/drawing/2016/5/13/chartex" xmlns:cx8="http://schemas.microsoft.com/office/drawing/2016/5/14/chartex" xmlns:mc="http://schemas.openxmlformats.org/markup-compatibility/2006" xmlns:aink="http://schemas.microsoft.com/office/drawing/2016/ink" xmlns:am3d="http://schemas.microsoft.com/office/drawing/2017/model3d" xmlns:o="urn:schemas-microsoft-com:office:office" xmlns:oel="http://schemas.microsoft.com/office/2019/extlst" xmlns:r="http://schemas.openxmlformats.org/officeDocument/2006/relationships" xmlns:m="http://schemas.openxmlformats.org/officeDocument/2006/math" xmlns:v="urn:schemas-microsoft-com:vml" xmlns:wp14="http://schemas.microsoft.com/office/word/2010/wordprocessingDrawing" xmlns:wp="http://schemas.openxmlformats.org/drawingml/2006/wordprocessingDrawing" xmlns:w10="urn:schemas-microsoft-com:office:word" xmlns:w="http://schemas.openxmlformats.org/wordprocessingml/2006/main" xmlns:w14="http://schemas.microsoft.com/office/word/2010/wordml" xmlns:w15="http://schemas.microsoft.com/office/word/2012/wordml" xmlns:w16cex="http://schemas.microsoft.com/office/word/2018/wordml/cex" xmlns:w16cid="http://schemas.microsoft.com/office/word/2016/wordml/cid" xmlns:w16="http://schemas.microsoft.com/office/word/2018/wordml" xmlns:w16du="http://schemas.microsoft.com/office/word/2023/wordml/word16du" xmlns:w16sdtdh="http://schemas.microsoft.com/office/word/2020/wordml/sdtdatahash" xmlns:w16sdtfl="http://schemas.microsoft.com/office/word/2024/wordml/sdtformatlock" xmlns:w16se="http://schemas.microsoft.com/office/word/2015/wordml/symex" xmlns:wpg="http://schemas.microsoft.com/office/word/2010/wordprocessingGroup" xmlns:wpi="http://schemas.microsoft.com/office/word/2010/wordprocessingInk" xmlns:wne="http://schemas.microsoft.com/office/word/2006/wordml" xmlns:wps="http://schemas.microsoft.com/office/word/2010/wordprocessingShape" mc:Ignorable="w14 w15 w16se w16cid w16 w16cex w16sdtdh w16sdtfl w16du wp14">
-  <w:p>
-    <w:pPr>
       <w:tabs>
         <w:tab w:val="right" w:pos="11338"/>
       </w:tabs>
@@ -13726,7 +13712,7 @@
         <w:szCs w:val="22"/>
         <w:lang w:val="en-GB" w:eastAsia="ar-SA"/>
       </w:rPr>
-      <w:pict w14:anchorId="21EF2691">
+      <w:pict w14:anchorId="6ECDDE2B">
         <v:group id="Group 2" o:spid="_x0000_s1028" style="position:absolute;margin-left:526.8pt;margin-top:-.15pt;width:39.7pt;height:17pt;z-index:-1" coordorigin="614,660" coordsize="864,374" wrapcoords="0 -939 -408 1878 -408 19722 0 21600 21192 21600 21600 21600 22008 16904 22008 939 21192 -939 0 -939">
           <v:roundrect id="_x0000_s1029" style="position:absolute;left:859;top:415;width:374;height:864;rotation:-90;visibility:visible" arcsize="10923f" filled="f" strokecolor="#247a00" strokeweight="1pt">
             <v:shadow color="#868686"/>
@@ -13936,16 +13922,6 @@
 </w:ftr>
 </file>
 
-<file path=word/footer3.xml><?xml version="1.0" encoding="utf-8"?>
-<w:ftr xmlns:wpc="http://schemas.microsoft.com/office/word/2010/wordprocessingCanvas" xmlns:cx="http://schemas.microsoft.com/office/drawing/2014/chartex" xmlns:cx1="http://schemas.microsoft.com/office/drawing/2015/9/8/chartex" xmlns:cx2="http://schemas.microsoft.com/office/drawing/2015/10/21/chartex" xmlns:cx3="http://schemas.microsoft.com/office/drawing/2016/5/9/chartex" xmlns:cx4="http://schemas.microsoft.com/office/drawing/2016/5/10/chartex" xmlns:cx5="http://schemas.microsoft.com/office/drawing/2016/5/11/chartex" xmlns:cx6="http://schemas.microsoft.com/office/drawing/2016/5/12/chartex" xmlns:cx7="http://schemas.microsoft.com/office/drawing/2016/5/13/chartex" xmlns:cx8="http://schemas.microsoft.com/office/drawing/2016/5/14/chartex" xmlns:mc="http://schemas.openxmlformats.org/markup-compatibility/2006" xmlns:aink="http://schemas.microsoft.com/office/drawing/2016/ink" xmlns:am3d="http://schemas.microsoft.com/office/drawing/2017/model3d" xmlns:o="urn:schemas-microsoft-com:office:office" xmlns:oel="http://schemas.microsoft.com/office/2019/extlst" xmlns:r="http://schemas.openxmlformats.org/officeDocument/2006/relationships" xmlns:m="http://schemas.openxmlformats.org/officeDocument/2006/math" xmlns:v="urn:schemas-microsoft-com:vml" xmlns:wp14="http://schemas.microsoft.com/office/word/2010/wordprocessingDrawing" xmlns:wp="http://schemas.openxmlformats.org/drawingml/2006/wordprocessingDrawing" xmlns:w10="urn:schemas-microsoft-com:office:word" xmlns:w="http://schemas.openxmlformats.org/wordprocessingml/2006/main" xmlns:w14="http://schemas.microsoft.com/office/word/2010/wordml" xmlns:w15="http://schemas.microsoft.com/office/word/2012/wordml" xmlns:w16cex="http://schemas.microsoft.com/office/word/2018/wordml/cex" xmlns:w16cid="http://schemas.microsoft.com/office/word/2016/wordml/cid" xmlns:w16="http://schemas.microsoft.com/office/word/2018/wordml" xmlns:w16du="http://schemas.microsoft.com/office/word/2023/wordml/word16du" xmlns:w16sdtdh="http://schemas.microsoft.com/office/word/2020/wordml/sdtdatahash" xmlns:w16sdtfl="http://schemas.microsoft.com/office/word/2024/wordml/sdtformatlock" xmlns:w16se="http://schemas.microsoft.com/office/word/2015/wordml/symex" xmlns:wpg="http://schemas.microsoft.com/office/word/2010/wordprocessingGroup" xmlns:wpi="http://schemas.microsoft.com/office/word/2010/wordprocessingInk" xmlns:wne="http://schemas.microsoft.com/office/word/2006/wordml" xmlns:wps="http://schemas.microsoft.com/office/word/2010/wordprocessingShape" mc:Ignorable="w14 w15 w16se w16cid w16 w16cex w16sdtdh w16sdtfl w16du wp14">
-  <w:p>
-    <w:pPr>
-      <w:pStyle w:val="Footer"/>
-    </w:pPr>
-  </w:p>
-</w:ftr>
-</file>
-
 <file path=word/footnotes.xml><?xml version="1.0" encoding="utf-8"?>
 <w:footnotes xmlns:wpc="http://schemas.microsoft.com/office/word/2010/wordprocessingCanvas" xmlns:cx="http://schemas.microsoft.com/office/drawing/2014/chartex" xmlns:cx1="http://schemas.microsoft.com/office/drawing/2015/9/8/chartex" xmlns:cx2="http://schemas.microsoft.com/office/drawing/2015/10/21/chartex" xmlns:cx3="http://schemas.microsoft.com/office/drawing/2016/5/9/chartex" xmlns:cx4="http://schemas.microsoft.com/office/drawing/2016/5/10/chartex" xmlns:cx5="http://schemas.microsoft.com/office/drawing/2016/5/11/chartex" xmlns:cx6="http://schemas.microsoft.com/office/drawing/2016/5/12/chartex" xmlns:cx7="http://schemas.microsoft.com/office/drawing/2016/5/13/chartex" xmlns:cx8="http://schemas.microsoft.com/office/drawing/2016/5/14/chartex" xmlns:mc="http://schemas.openxmlformats.org/markup-compatibility/2006" xmlns:aink="http://schemas.microsoft.com/office/drawing/2016/ink" xmlns:am3d="http://schemas.microsoft.com/office/drawing/2017/model3d" xmlns:o="urn:schemas-microsoft-com:office:office" xmlns:oel="http://schemas.microsoft.com/office/2019/extlst" xmlns:r="http://schemas.openxmlformats.org/officeDocument/2006/relationships" xmlns:m="http://schemas.openxmlformats.org/officeDocument/2006/math" xmlns:v="urn:schemas-microsoft-com:vml" xmlns:wp14="http://schemas.microsoft.com/office/word/2010/wordprocessingDrawing" xmlns:wp="http://schemas.openxmlformats.org/drawingml/2006/wordprocessingDrawing" xmlns:w10="urn:schemas-microsoft-com:office:word" xmlns:w="http://schemas.openxmlformats.org/wordprocessingml/2006/main" xmlns:w14="http://schemas.microsoft.com/office/word/2010/wordml" xmlns:w15="http://schemas.microsoft.com/office/word/2012/wordml" xmlns:w16cex="http://schemas.microsoft.com/office/word/2018/wordml/cex" xmlns:w16cid="http://schemas.microsoft.com/office/word/2016/wordml/cid" xmlns:w16="http://schemas.microsoft.com/office/word/2018/wordml" xmlns:w16du="http://schemas.microsoft.com/office/word/2023/wordml/word16du" xmlns:w16sdtdh="http://schemas.microsoft.com/office/word/2020/wordml/sdtdatahash" xmlns:w16sdtfl="http://schemas.microsoft.com/office/word/2024/wordml/sdtformatlock" xmlns:w16se="http://schemas.microsoft.com/office/word/2015/wordml/symex" xmlns:wpg="http://schemas.microsoft.com/office/word/2010/wordprocessingGroup" xmlns:wpi="http://schemas.microsoft.com/office/word/2010/wordprocessingInk" xmlns:wne="http://schemas.microsoft.com/office/word/2006/wordml" xmlns:wps="http://schemas.microsoft.com/office/word/2010/wordprocessingShape" mc:Ignorable="w14 w15 w16se w16cid w16 w16cex w16sdtdh w16sdtfl w16du wp14">
   <w:footnote w:type="separator" w:id="-1">
@@ -13969,16 +13945,6 @@
 <w:hdr xmlns:wpc="http://schemas.microsoft.com/office/word/2010/wordprocessingCanvas" xmlns:cx="http://schemas.microsoft.com/office/drawing/2014/chartex" xmlns:cx1="http://schemas.microsoft.com/office/drawing/2015/9/8/chartex" xmlns:cx2="http://schemas.microsoft.com/office/drawing/2015/10/21/chartex" xmlns:cx3="http://schemas.microsoft.com/office/drawing/2016/5/9/chartex" xmlns:cx4="http://schemas.microsoft.com/office/drawing/2016/5/10/chartex" xmlns:cx5="http://schemas.microsoft.com/office/drawing/2016/5/11/chartex" xmlns:cx6="http://schemas.microsoft.com/office/drawing/2016/5/12/chartex" xmlns:cx7="http://schemas.microsoft.com/office/drawing/2016/5/13/chartex" xmlns:cx8="http://schemas.microsoft.com/office/drawing/2016/5/14/chartex" xmlns:mc="http://schemas.openxmlformats.org/markup-compatibility/2006" xmlns:aink="http://schemas.microsoft.com/office/drawing/2016/ink" xmlns:am3d="http://schemas.microsoft.com/office/drawing/2017/model3d" xmlns:o="urn:schemas-microsoft-com:office:office" xmlns:oel="http://schemas.microsoft.com/office/2019/extlst" xmlns:r="http://schemas.openxmlformats.org/officeDocument/2006/relationships" xmlns:m="http://schemas.openxmlformats.org/officeDocument/2006/math" xmlns:v="urn:schemas-microsoft-com:vml" xmlns:wp14="http://schemas.microsoft.com/office/word/2010/wordprocessingDrawing" xmlns:wp="http://schemas.openxmlformats.org/drawingml/2006/wordprocessingDrawing" xmlns:w10="urn:schemas-microsoft-com:office:word" xmlns:w="http://schemas.openxmlformats.org/wordprocessingml/2006/main" xmlns:w14="http://schemas.microsoft.com/office/word/2010/wordml" xmlns:w15="http://schemas.microsoft.com/office/word/2012/wordml" xmlns:w16cex="http://schemas.microsoft.com/office/word/2018/wordml/cex" xmlns:w16cid="http://schemas.microsoft.com/office/word/2016/wordml/cid" xmlns:w16="http://schemas.microsoft.com/office/word/2018/wordml" xmlns:w16du="http://schemas.microsoft.com/office/word/2023/wordml/word16du" xmlns:w16sdtdh="http://schemas.microsoft.com/office/word/2020/wordml/sdtdatahash" xmlns:w16sdtfl="http://schemas.microsoft.com/office/word/2024/wordml/sdtformatlock" xmlns:w16se="http://schemas.microsoft.com/office/word/2015/wordml/symex" xmlns:wpg="http://schemas.microsoft.com/office/word/2010/wordprocessingGroup" xmlns:wpi="http://schemas.microsoft.com/office/word/2010/wordprocessingInk" xmlns:wne="http://schemas.microsoft.com/office/word/2006/wordml" xmlns:wps="http://schemas.microsoft.com/office/word/2010/wordprocessingShape" mc:Ignorable="w14 w15 w16se w16cid w16 w16cex w16sdtdh w16sdtfl w16du wp14">
   <w:p>
     <w:pPr>
-      <w:pStyle w:val="Header"/>
-    </w:pPr>
-  </w:p>
-</w:hdr>
-</file>
-
-<file path=word/header2.xml><?xml version="1.0" encoding="utf-8"?>
-<w:hdr xmlns:wpc="http://schemas.microsoft.com/office/word/2010/wordprocessingCanvas" xmlns:cx="http://schemas.microsoft.com/office/drawing/2014/chartex" xmlns:cx1="http://schemas.microsoft.com/office/drawing/2015/9/8/chartex" xmlns:cx2="http://schemas.microsoft.com/office/drawing/2015/10/21/chartex" xmlns:cx3="http://schemas.microsoft.com/office/drawing/2016/5/9/chartex" xmlns:cx4="http://schemas.microsoft.com/office/drawing/2016/5/10/chartex" xmlns:cx5="http://schemas.microsoft.com/office/drawing/2016/5/11/chartex" xmlns:cx6="http://schemas.microsoft.com/office/drawing/2016/5/12/chartex" xmlns:cx7="http://schemas.microsoft.com/office/drawing/2016/5/13/chartex" xmlns:cx8="http://schemas.microsoft.com/office/drawing/2016/5/14/chartex" xmlns:mc="http://schemas.openxmlformats.org/markup-compatibility/2006" xmlns:aink="http://schemas.microsoft.com/office/drawing/2016/ink" xmlns:am3d="http://schemas.microsoft.com/office/drawing/2017/model3d" xmlns:o="urn:schemas-microsoft-com:office:office" xmlns:oel="http://schemas.microsoft.com/office/2019/extlst" xmlns:r="http://schemas.openxmlformats.org/officeDocument/2006/relationships" xmlns:m="http://schemas.openxmlformats.org/officeDocument/2006/math" xmlns:v="urn:schemas-microsoft-com:vml" xmlns:wp14="http://schemas.microsoft.com/office/word/2010/wordprocessingDrawing" xmlns:wp="http://schemas.openxmlformats.org/drawingml/2006/wordprocessingDrawing" xmlns:w10="urn:schemas-microsoft-com:office:word" xmlns:w="http://schemas.openxmlformats.org/wordprocessingml/2006/main" xmlns:w14="http://schemas.microsoft.com/office/word/2010/wordml" xmlns:w15="http://schemas.microsoft.com/office/word/2012/wordml" xmlns:w16cex="http://schemas.microsoft.com/office/word/2018/wordml/cex" xmlns:w16cid="http://schemas.microsoft.com/office/word/2016/wordml/cid" xmlns:w16="http://schemas.microsoft.com/office/word/2018/wordml" xmlns:w16du="http://schemas.microsoft.com/office/word/2023/wordml/word16du" xmlns:w16sdtdh="http://schemas.microsoft.com/office/word/2020/wordml/sdtdatahash" xmlns:w16sdtfl="http://schemas.microsoft.com/office/word/2024/wordml/sdtformatlock" xmlns:w16se="http://schemas.microsoft.com/office/word/2015/wordml/symex" xmlns:wpg="http://schemas.microsoft.com/office/word/2010/wordprocessingGroup" xmlns:wpi="http://schemas.microsoft.com/office/word/2010/wordprocessingInk" xmlns:wne="http://schemas.microsoft.com/office/word/2006/wordml" xmlns:wps="http://schemas.microsoft.com/office/word/2010/wordprocessingShape" mc:Ignorable="w14 w15 w16se w16cid w16 w16cex w16sdtdh w16sdtfl w16du wp14">
-  <w:p>
-    <w:pPr>
       <w:tabs>
         <w:tab w:val="right" w:pos="7088"/>
         <w:tab w:val="right" w:pos="10915"/>
@@ -14227,16 +14193,6 @@
 </w:hdr>
 </file>
 
-<file path=word/header3.xml><?xml version="1.0" encoding="utf-8"?>
-<w:hdr xmlns:wpc="http://schemas.microsoft.com/office/word/2010/wordprocessingCanvas" xmlns:cx="http://schemas.microsoft.com/office/drawing/2014/chartex" xmlns:cx1="http://schemas.microsoft.com/office/drawing/2015/9/8/chartex" xmlns:cx2="http://schemas.microsoft.com/office/drawing/2015/10/21/chartex" xmlns:cx3="http://schemas.microsoft.com/office/drawing/2016/5/9/chartex" xmlns:cx4="http://schemas.microsoft.com/office/drawing/2016/5/10/chartex" xmlns:cx5="http://schemas.microsoft.com/office/drawing/2016/5/11/chartex" xmlns:cx6="http://schemas.microsoft.com/office/drawing/2016/5/12/chartex" xmlns:cx7="http://schemas.microsoft.com/office/drawing/2016/5/13/chartex" xmlns:cx8="http://schemas.microsoft.com/office/drawing/2016/5/14/chartex" xmlns:mc="http://schemas.openxmlformats.org/markup-compatibility/2006" xmlns:aink="http://schemas.microsoft.com/office/drawing/2016/ink" xmlns:am3d="http://schemas.microsoft.com/office/drawing/2017/model3d" xmlns:o="urn:schemas-microsoft-com:office:office" xmlns:oel="http://schemas.microsoft.com/office/2019/extlst" xmlns:r="http://schemas.openxmlformats.org/officeDocument/2006/relationships" xmlns:m="http://schemas.openxmlformats.org/officeDocument/2006/math" xmlns:v="urn:schemas-microsoft-com:vml" xmlns:wp14="http://schemas.microsoft.com/office/word/2010/wordprocessingDrawing" xmlns:wp="http://schemas.openxmlformats.org/drawingml/2006/wordprocessingDrawing" xmlns:w10="urn:schemas-microsoft-com:office:word" xmlns:w="http://schemas.openxmlformats.org/wordprocessingml/2006/main" xmlns:w14="http://schemas.microsoft.com/office/word/2010/wordml" xmlns:w15="http://schemas.microsoft.com/office/word/2012/wordml" xmlns:w16cex="http://schemas.microsoft.com/office/word/2018/wordml/cex" xmlns:w16cid="http://schemas.microsoft.com/office/word/2016/wordml/cid" xmlns:w16="http://schemas.microsoft.com/office/word/2018/wordml" xmlns:w16du="http://schemas.microsoft.com/office/word/2023/wordml/word16du" xmlns:w16sdtdh="http://schemas.microsoft.com/office/word/2020/wordml/sdtdatahash" xmlns:w16sdtfl="http://schemas.microsoft.com/office/word/2024/wordml/sdtformatlock" xmlns:w16se="http://schemas.microsoft.com/office/word/2015/wordml/symex" xmlns:wpg="http://schemas.microsoft.com/office/word/2010/wordprocessingGroup" xmlns:wpi="http://schemas.microsoft.com/office/word/2010/wordprocessingInk" xmlns:wne="http://schemas.microsoft.com/office/word/2006/wordml" xmlns:wps="http://schemas.microsoft.com/office/word/2010/wordprocessingShape" mc:Ignorable="w14 w15 w16se w16cid w16 w16cex w16sdtdh w16sdtfl w16du wp14">
-  <w:p>
-    <w:pPr>
-      <w:pStyle w:val="Header"/>
-    </w:pPr>
-  </w:p>
-</w:hdr>
-</file>
-
 <file path=word/numbering.xml><?xml version="1.0" encoding="utf-8"?>
 <w:numbering xmlns:wpc="http://schemas.microsoft.com/office/word/2010/wordprocessingCanvas" xmlns:cx="http://schemas.microsoft.com/office/drawing/2014/chartex" xmlns:cx1="http://schemas.microsoft.com/office/drawing/2015/9/8/chartex" xmlns:cx2="http://schemas.microsoft.com/office/drawing/2015/10/21/chartex" xmlns:cx3="http://schemas.microsoft.com/office/drawing/2016/5/9/chartex" xmlns:cx4="http://schemas.microsoft.com/office/drawing/2016/5/10/chartex" xmlns:cx5="http://schemas.microsoft.com/office/drawing/2016/5/11/chartex" xmlns:cx6="http://schemas.microsoft.com/office/drawing/2016/5/12/chartex" xmlns:cx7="http://schemas.microsoft.com/office/drawing/2016/5/13/chartex" xmlns:cx8="http://schemas.microsoft.com/office/drawing/2016/5/14/chartex" xmlns:mc="http://schemas.openxmlformats.org/markup-compatibility/2006" xmlns:aink="http://schemas.microsoft.com/office/drawing/2016/ink" xmlns:am3d="http://schemas.microsoft.com/office/drawing/2017/model3d" xmlns:o="urn:schemas-microsoft-com:office:office" xmlns:oel="http://schemas.microsoft.com/office/2019/extlst" xmlns:r="http://schemas.openxmlformats.org/officeDocument/2006/relationships" xmlns:m="http://schemas.openxmlformats.org/officeDocument/2006/math" xmlns:v="urn:schemas-microsoft-com:vml" xmlns:wp14="http://schemas.microsoft.com/office/word/2010/wordprocessingDrawing" xmlns:wp="http://schemas.openxmlformats.org/drawingml/2006/wordprocessingDrawing" xmlns:w10="urn:schemas-microsoft-com:office:word" xmlns:w="http://schemas.openxmlformats.org/wordprocessingml/2006/main" xmlns:w14="http://schemas.microsoft.com/office/word/2010/wordml" xmlns:w15="http://schemas.microsoft.com/office/word/2012/wordml" xmlns:w16cex="http://schemas.microsoft.com/office/word/2018/wordml/cex" xmlns:w16cid="http://schemas.microsoft.com/office/word/2016/wordml/cid" xmlns:w16="http://schemas.microsoft.com/office/word/2018/wordml" xmlns:w16du="http://schemas.microsoft.com/office/word/2023/wordml/word16du" xmlns:w16sdtdh="http://schemas.microsoft.com/office/word/2020/wordml/sdtdatahash" xmlns:w16sdtfl="http://schemas.microsoft.com/office/word/2024/wordml/sdtformatlock" xmlns:w16se="http://schemas.microsoft.com/office/word/2015/wordml/symex" xmlns:wpg="http://schemas.microsoft.com/office/word/2010/wordprocessingGroup" xmlns:wpi="http://schemas.microsoft.com/office/word/2010/wordprocessingInk" xmlns:wne="http://schemas.microsoft.com/office/word/2006/wordml" xmlns:wps="http://schemas.microsoft.com/office/word/2010/wordprocessingShape" mc:Ignorable="w14 w15 w16se w16cid w16 w16cex w16sdtdh w16sdtfl w16du wp14">
   <w:abstractNum w:abstractNumId="0" w15:restartNumberingAfterBreak="0">
@@ -17647,52 +17603,52 @@
       </w:rPr>
     </w:lvl>
   </w:abstractNum>
-  <w:num w:numId="1" w16cid:durableId="867762399">
+  <w:num w:numId="1" w16cid:durableId="137693613">
     <w:abstractNumId w:val="8"/>
   </w:num>
-  <w:num w:numId="2" w16cid:durableId="512181956">
+  <w:num w:numId="2" w16cid:durableId="1963220055">
     <w:abstractNumId w:val="26"/>
   </w:num>
-  <w:num w:numId="3" w16cid:durableId="67575799">
+  <w:num w:numId="3" w16cid:durableId="1015420258">
     <w:abstractNumId w:val="17"/>
   </w:num>
-  <w:num w:numId="4" w16cid:durableId="234437616">
+  <w:num w:numId="4" w16cid:durableId="551213">
     <w:abstractNumId w:val="23"/>
   </w:num>
-  <w:num w:numId="5" w16cid:durableId="583030282">
+  <w:num w:numId="5" w16cid:durableId="1016007895">
     <w:abstractNumId w:val="7"/>
   </w:num>
-  <w:num w:numId="6" w16cid:durableId="192116221">
+  <w:num w:numId="6" w16cid:durableId="1364093979">
     <w:abstractNumId w:val="24"/>
   </w:num>
-  <w:num w:numId="7" w16cid:durableId="827675057">
+  <w:num w:numId="7" w16cid:durableId="241452145">
     <w:abstractNumId w:val="27"/>
   </w:num>
-  <w:num w:numId="8" w16cid:durableId="1285382115">
+  <w:num w:numId="8" w16cid:durableId="1900096034">
     <w:abstractNumId w:val="19"/>
   </w:num>
-  <w:num w:numId="9" w16cid:durableId="1433476187">
+  <w:num w:numId="9" w16cid:durableId="464860590">
     <w:abstractNumId w:val="21"/>
   </w:num>
-  <w:num w:numId="10" w16cid:durableId="418412425">
+  <w:num w:numId="10" w16cid:durableId="59452117">
     <w:abstractNumId w:val="0"/>
   </w:num>
-  <w:num w:numId="11" w16cid:durableId="532153425">
+  <w:num w:numId="11" w16cid:durableId="1448507735">
     <w:abstractNumId w:val="25"/>
   </w:num>
-  <w:num w:numId="12" w16cid:durableId="1055087471">
+  <w:num w:numId="12" w16cid:durableId="1603495959">
     <w:abstractNumId w:val="14"/>
   </w:num>
-  <w:num w:numId="13" w16cid:durableId="2133934711">
+  <w:num w:numId="13" w16cid:durableId="105852780">
     <w:abstractNumId w:val="22"/>
   </w:num>
-  <w:num w:numId="14" w16cid:durableId="605773340">
+  <w:num w:numId="14" w16cid:durableId="1917280620">
     <w:abstractNumId w:val="3"/>
   </w:num>
-  <w:num w:numId="15" w16cid:durableId="505249054">
+  <w:num w:numId="15" w16cid:durableId="1212032391">
     <w:abstractNumId w:val="9"/>
   </w:num>
-  <w:num w:numId="16" w16cid:durableId="909002048">
+  <w:num w:numId="16" w16cid:durableId="1649045707">
     <w:abstractNumId w:val="10"/>
     <w:lvlOverride w:ilvl="0"/>
     <w:lvlOverride w:ilvl="1"/>
@@ -17704,7 +17660,7 @@
     <w:lvlOverride w:ilvl="7"/>
     <w:lvlOverride w:ilvl="8"/>
   </w:num>
-  <w:num w:numId="17" w16cid:durableId="1713379706">
+  <w:num w:numId="17" w16cid:durableId="1611162446">
     <w:abstractNumId w:val="16"/>
     <w:lvlOverride w:ilvl="0"/>
     <w:lvlOverride w:ilvl="1"/>
@@ -17716,37 +17672,37 @@
     <w:lvlOverride w:ilvl="7"/>
     <w:lvlOverride w:ilvl="8"/>
   </w:num>
-  <w:num w:numId="18" w16cid:durableId="86923224">
+  <w:num w:numId="18" w16cid:durableId="1664890096">
     <w:abstractNumId w:val="4"/>
   </w:num>
-  <w:num w:numId="19" w16cid:durableId="1071808489">
+  <w:num w:numId="19" w16cid:durableId="109469651">
     <w:abstractNumId w:val="15"/>
   </w:num>
-  <w:num w:numId="20" w16cid:durableId="1876497772">
+  <w:num w:numId="20" w16cid:durableId="1642074615">
     <w:abstractNumId w:val="6"/>
   </w:num>
-  <w:num w:numId="21" w16cid:durableId="250434115">
+  <w:num w:numId="21" w16cid:durableId="1974405463">
     <w:abstractNumId w:val="2"/>
   </w:num>
-  <w:num w:numId="22" w16cid:durableId="250162682">
+  <w:num w:numId="22" w16cid:durableId="1875119108">
     <w:abstractNumId w:val="13"/>
   </w:num>
-  <w:num w:numId="23" w16cid:durableId="278873049">
+  <w:num w:numId="23" w16cid:durableId="651717287">
     <w:abstractNumId w:val="5"/>
   </w:num>
-  <w:num w:numId="24" w16cid:durableId="727074389">
+  <w:num w:numId="24" w16cid:durableId="1284575320">
     <w:abstractNumId w:val="12"/>
   </w:num>
-  <w:num w:numId="25" w16cid:durableId="1721052075">
+  <w:num w:numId="25" w16cid:durableId="615647690">
     <w:abstractNumId w:val="11"/>
   </w:num>
-  <w:num w:numId="26" w16cid:durableId="1787263956">
+  <w:num w:numId="26" w16cid:durableId="1110322372">
     <w:abstractNumId w:val="18"/>
   </w:num>
-  <w:num w:numId="27" w16cid:durableId="1226187908">
+  <w:num w:numId="27" w16cid:durableId="459805398">
     <w:abstractNumId w:val="20"/>
   </w:num>
-  <w:num w:numId="28" w16cid:durableId="405035761">
+  <w:num w:numId="28" w16cid:durableId="1444611563">
     <w:abstractNumId w:val="1"/>
   </w:num>
 </w:numbering>

--- a/assets/doc/abrar_mudhir_cv.docx
+++ b/assets/doc/abrar_mudhir_cv.docx
@@ -162,7 +162,7 @@
           <w:sz w:val="20"/>
           <w:lang w:val="en-GB" w:eastAsia="en-GB"/>
         </w:rPr>
-        <w:pict w14:anchorId="4B40D39F">
+        <w:pict w14:anchorId="54FFAAE7">
           <v:group id="_x0000_s2107" style="position:absolute;margin-left:7.05pt;margin-top:12.05pt;width:138.75pt;height:16.5pt;z-index:-5" coordorigin="1342,3892" coordsize="2700,180" o:allowincell="f">
             <v:rect id="_x0000_s2108" style="position:absolute;left:1342;top:3892;width:2700;height:180" fillcolor="#31849b" stroked="f">
               <v:fill opacity="59638f"/>
@@ -613,7 +613,7 @@
           <w:sz w:val="20"/>
           <w:lang w:val="en-GB"/>
         </w:rPr>
-        <w:pict w14:anchorId="11034FCF">
+        <w:pict w14:anchorId="6F4C3928">
           <v:group id="_x0000_s2269" style="position:absolute;margin-left:6.8pt;margin-top:131.3pt;width:142.2pt;height:16.5pt;z-index:-1" coordorigin="1342,3892" coordsize="2700,180" o:allowincell="f">
             <v:rect id="_x0000_s2270" style="position:absolute;left:1342;top:3892;width:2700;height:180" fillcolor="#31849b" stroked="f">
               <v:fill opacity="59638f"/>
@@ -632,7 +632,7 @@
           <w:sz w:val="20"/>
           <w:lang w:val="en-GB"/>
         </w:rPr>
-        <w:pict w14:anchorId="471971E5">
+        <w:pict w14:anchorId="5A399A2F">
           <v:group id="_x0000_s2212" style="position:absolute;margin-left:6.8pt;margin-top:12.45pt;width:142.2pt;height:16.5pt;z-index:-4" coordorigin="1342,3892" coordsize="2700,180" o:allowincell="f">
             <v:rect id="_x0000_s2213" style="position:absolute;left:1342;top:3892;width:2700;height:180" fillcolor="#31849b" stroked="f">
               <v:fill opacity="59638f"/>
@@ -1824,7 +1824,7 @@
                 <w:sz w:val="20"/>
                 <w:lang w:val="en-GB" w:eastAsia="ar-SA"/>
               </w:rPr>
-              <w:pict w14:anchorId="363332C9">
+              <w:pict w14:anchorId="6EDCD137">
                 <v:group id="_x0000_s2263" style="position:absolute;margin-left:7.5pt;margin-top:11.85pt;width:142.2pt;height:16.5pt;z-index:-2;mso-position-horizontal-relative:text;mso-position-vertical-relative:text" coordorigin="1342,3892" coordsize="2700,180" o:allowincell="f">
                   <v:rect id="_x0000_s2264" style="position:absolute;left:1342;top:3892;width:2700;height:180" fillcolor="#31849b" stroked="f">
                     <v:fill opacity="59638f"/>
@@ -4519,7 +4519,51 @@
                 <w:sz w:val="20"/>
                 <w:lang w:val="en-GB" w:eastAsia="ar-SA"/>
               </w:rPr>
-              <w:t>Led architecture and development of a cloud-native analytics and application platform, combining Python, APIs, AWS serverless technologies, microservices and data engineering.</w:t>
+              <w:t>Led architecture and development of a cloud-native analytics and application platform, combining Python, Databricks/</w:t>
+            </w:r>
+            <w:proofErr w:type="spellStart"/>
+            <w:r>
+              <w:rPr>
+                <w:rFonts w:ascii="Verdana" w:hAnsi="Verdana" w:cs="Verdana"/>
+                <w:sz w:val="20"/>
+                <w:lang w:val="en-GB" w:eastAsia="ar-SA"/>
+              </w:rPr>
+              <w:t>PySpark</w:t>
+            </w:r>
+            <w:proofErr w:type="spellEnd"/>
+            <w:r>
+              <w:rPr>
+                <w:rFonts w:ascii="Verdana" w:hAnsi="Verdana" w:cs="Verdana"/>
+                <w:sz w:val="20"/>
+                <w:lang w:val="en-GB" w:eastAsia="ar-SA"/>
+              </w:rPr>
+              <w:t xml:space="preserve">, </w:t>
+            </w:r>
+            <w:proofErr w:type="spellStart"/>
+            <w:r>
+              <w:rPr>
+                <w:rFonts w:ascii="Verdana" w:hAnsi="Verdana" w:cs="Verdana"/>
+                <w:sz w:val="20"/>
+                <w:lang w:val="en-GB" w:eastAsia="ar-SA"/>
+              </w:rPr>
+              <w:t>FastAPI</w:t>
+            </w:r>
+            <w:proofErr w:type="spellEnd"/>
+            <w:r>
+              <w:rPr>
+                <w:rFonts w:ascii="Verdana" w:hAnsi="Verdana" w:cs="Verdana"/>
+                <w:sz w:val="20"/>
+                <w:lang w:val="en-GB" w:eastAsia="ar-SA"/>
+              </w:rPr>
+              <w:t>, AWS serverless technologies, microservices and data engineering</w:t>
+            </w:r>
+            <w:r>
+              <w:rPr>
+                <w:rFonts w:ascii="Verdana" w:hAnsi="Verdana" w:cs="Verdana"/>
+                <w:sz w:val="20"/>
+                <w:lang w:val="en-GB" w:eastAsia="ar-SA"/>
+              </w:rPr>
+              <w:t>.</w:t>
             </w:r>
           </w:p>
           <w:p>
@@ -4581,23 +4625,71 @@
                 <w:u w:val="single"/>
                 <w:lang w:val="en-GB" w:eastAsia="ar-SA"/>
               </w:rPr>
-              <w:t>Project: Data Integrations and APIs</w:t>
-            </w:r>
-            <w:r>
-              <w:rPr>
-                <w:rFonts w:ascii="Verdana" w:hAnsi="Verdana" w:cs="Verdana"/>
-                <w:sz w:val="20"/>
-                <w:lang w:val="en-GB" w:eastAsia="ar-SA"/>
-              </w:rPr>
-              <w:t xml:space="preserve"> - </w:t>
-            </w:r>
-            <w:r>
-              <w:rPr>
-                <w:rFonts w:ascii="Verdana" w:hAnsi="Verdana" w:cs="Verdana"/>
-                <w:sz w:val="20"/>
-                <w:lang w:val="en-GB" w:eastAsia="ar-SA"/>
-              </w:rPr>
-              <w:t>Designed and developed Python/</w:t>
+              <w:t>Project: Options Data Platform</w:t>
+            </w:r>
+            <w:r>
+              <w:rPr>
+                <w:rFonts w:ascii="Verdana" w:hAnsi="Verdana" w:cs="Verdana"/>
+                <w:i/>
+                <w:iCs/>
+                <w:sz w:val="20"/>
+                <w:u w:val="single"/>
+                <w:lang w:val="en-GB" w:eastAsia="ar-SA"/>
+              </w:rPr>
+              <w:t xml:space="preserve"> </w:t>
+            </w:r>
+            <w:proofErr w:type="gramStart"/>
+            <w:r>
+              <w:rPr>
+                <w:rFonts w:ascii="Verdana" w:hAnsi="Verdana" w:cs="Verdana"/>
+                <w:i/>
+                <w:iCs/>
+                <w:sz w:val="20"/>
+                <w:u w:val="single"/>
+                <w:lang w:val="en-GB" w:eastAsia="ar-SA"/>
+              </w:rPr>
+              <w:t xml:space="preserve">- </w:t>
+            </w:r>
+            <w:r>
+              <w:rPr>
+                <w:rFonts w:ascii="Verdana" w:hAnsi="Verdana" w:cs="Verdana"/>
+                <w:i/>
+                <w:iCs/>
+                <w:sz w:val="20"/>
+                <w:u w:val="single"/>
+                <w:lang w:val="en-GB" w:eastAsia="ar-SA"/>
+              </w:rPr>
+              <w:t xml:space="preserve"> Databricks</w:t>
+            </w:r>
+            <w:proofErr w:type="gramEnd"/>
+            <w:r>
+              <w:rPr>
+                <w:rFonts w:ascii="Verdana" w:hAnsi="Verdana" w:cs="Verdana"/>
+                <w:i/>
+                <w:iCs/>
+                <w:sz w:val="20"/>
+                <w:u w:val="single"/>
+                <w:lang w:val="en-GB" w:eastAsia="ar-SA"/>
+              </w:rPr>
+              <w:t xml:space="preserve"> PoC</w:t>
+            </w:r>
+            <w:r>
+              <w:rPr>
+                <w:rFonts w:ascii="Verdana" w:hAnsi="Verdana" w:cs="Verdana"/>
+                <w:i/>
+                <w:iCs/>
+                <w:sz w:val="20"/>
+                <w:lang w:val="en-GB" w:eastAsia="ar-SA"/>
+              </w:rPr>
+              <w:t xml:space="preserve"> </w:t>
+            </w:r>
+            <w:r>
+              <w:rPr>
+                <w:rFonts w:ascii="Verdana" w:hAnsi="Verdana" w:cs="Verdana"/>
+                <w:sz w:val="20"/>
+                <w:lang w:val="en-GB" w:eastAsia="ar-SA"/>
+              </w:rPr>
+              <w:t>- Designed and implemented an initial Databricks proof of concept for processing and transforming options market data using Python/</w:t>
             </w:r>
             <w:proofErr w:type="spellStart"/>
             <w:r>
@@ -4606,7 +4698,7 @@
                 <w:sz w:val="20"/>
                 <w:lang w:val="en-GB" w:eastAsia="ar-SA"/>
               </w:rPr>
-              <w:t>FastAPI</w:t>
+              <w:t>PySpark</w:t>
             </w:r>
             <w:proofErr w:type="spellEnd"/>
             <w:r>
@@ -4615,15 +4707,7 @@
                 <w:sz w:val="20"/>
                 <w:lang w:val="en-GB" w:eastAsia="ar-SA"/>
               </w:rPr>
-              <w:t xml:space="preserve"> microservices and REST APIs integrating external data providers, deploying services through Docker/Kubernetes and AWS Lambda/API Gateway</w:t>
-            </w:r>
-            <w:r>
-              <w:rPr>
-                <w:rFonts w:ascii="Verdana" w:hAnsi="Verdana" w:cs="Verdana"/>
-                <w:sz w:val="20"/>
-                <w:lang w:val="en-GB" w:eastAsia="ar-SA"/>
-              </w:rPr>
-              <w:t>.</w:t>
+              <w:t>. Evaluated Databricks as the data processing platform before the solution was subsequently implemented using AWS Glue as part of the wider AWS data architecture.</w:t>
             </w:r>
           </w:p>
           <w:p>
@@ -4651,23 +4735,49 @@
                 <w:u w:val="single"/>
                 <w:lang w:val="en-GB" w:eastAsia="ar-SA"/>
               </w:rPr>
-              <w:t>Technical Leadership &amp; Team Development</w:t>
-            </w:r>
-            <w:r>
-              <w:rPr>
-                <w:rFonts w:ascii="Verdana" w:hAnsi="Verdana" w:cs="Verdana"/>
-                <w:sz w:val="20"/>
-                <w:lang w:val="en-GB" w:eastAsia="ar-SA"/>
-              </w:rPr>
-              <w:t xml:space="preserve">: </w:t>
-            </w:r>
-            <w:r>
-              <w:rPr>
-                <w:rFonts w:ascii="Verdana" w:hAnsi="Verdana" w:cs="Verdana"/>
-                <w:sz w:val="20"/>
-                <w:lang w:val="en-GB" w:eastAsia="ar-SA"/>
-              </w:rPr>
-              <w:t>Built the data function from the ground up, hiring and developing a team that included a mid-level data engineer and a data scientist. Provided technical leadership, coaching, and mentorship.</w:t>
+              <w:t>Project: Data Integrations and APIs</w:t>
+            </w:r>
+            <w:r>
+              <w:rPr>
+                <w:rFonts w:ascii="Verdana" w:hAnsi="Verdana" w:cs="Verdana"/>
+                <w:sz w:val="20"/>
+                <w:lang w:val="en-GB" w:eastAsia="ar-SA"/>
+              </w:rPr>
+              <w:t xml:space="preserve"> - </w:t>
+            </w:r>
+            <w:r>
+              <w:rPr>
+                <w:rFonts w:ascii="Verdana" w:hAnsi="Verdana" w:cs="Verdana"/>
+                <w:sz w:val="20"/>
+                <w:lang w:val="en-GB" w:eastAsia="ar-SA"/>
+              </w:rPr>
+              <w:t>Designed and developed Python/</w:t>
+            </w:r>
+            <w:proofErr w:type="spellStart"/>
+            <w:r>
+              <w:rPr>
+                <w:rFonts w:ascii="Verdana" w:hAnsi="Verdana" w:cs="Verdana"/>
+                <w:sz w:val="20"/>
+                <w:lang w:val="en-GB" w:eastAsia="ar-SA"/>
+              </w:rPr>
+              <w:t>FastAPI</w:t>
+            </w:r>
+            <w:proofErr w:type="spellEnd"/>
+            <w:r>
+              <w:rPr>
+                <w:rFonts w:ascii="Verdana" w:hAnsi="Verdana" w:cs="Verdana"/>
+                <w:sz w:val="20"/>
+                <w:lang w:val="en-GB" w:eastAsia="ar-SA"/>
+              </w:rPr>
+              <w:t xml:space="preserve"> microservices and REST APIs integrating external data providers, deploying services through Docker/Kubernetes and AWS Lambda/API Gateway</w:t>
+            </w:r>
+            <w:r>
+              <w:rPr>
+                <w:rFonts w:ascii="Verdana" w:hAnsi="Verdana" w:cs="Verdana"/>
+                <w:sz w:val="20"/>
+                <w:lang w:val="en-GB" w:eastAsia="ar-SA"/>
+              </w:rPr>
+              <w:t>.</w:t>
             </w:r>
           </w:p>
           <w:p>
@@ -4695,55 +4805,23 @@
                 <w:u w:val="single"/>
                 <w:lang w:val="en-GB" w:eastAsia="ar-SA"/>
               </w:rPr>
-              <w:t>Project: Serverless Data Pipelines</w:t>
-            </w:r>
-            <w:r>
-              <w:rPr>
-                <w:rFonts w:ascii="Verdana" w:hAnsi="Verdana" w:cs="Verdana"/>
-                <w:sz w:val="20"/>
-                <w:lang w:val="en-GB" w:eastAsia="ar-SA"/>
-              </w:rPr>
-              <w:t xml:space="preserve"> - Implementing</w:t>
-            </w:r>
-            <w:r>
-              <w:rPr>
-                <w:rFonts w:ascii="Verdana" w:hAnsi="Verdana" w:cs="Verdana"/>
-                <w:sz w:val="20"/>
-                <w:lang w:val="en-GB" w:eastAsia="ar-SA"/>
-              </w:rPr>
-              <w:t xml:space="preserve"> cloud-native ETL pipelines and a Data Analytics and Insights platform by leveraging key AWS services</w:t>
-            </w:r>
-            <w:r>
-              <w:rPr>
-                <w:rFonts w:ascii="Verdana" w:hAnsi="Verdana" w:cs="Verdana"/>
-                <w:sz w:val="20"/>
-                <w:lang w:val="en-GB" w:eastAsia="ar-SA"/>
-              </w:rPr>
-              <w:t xml:space="preserve"> and </w:t>
-            </w:r>
-            <w:r>
-              <w:rPr>
-                <w:rFonts w:ascii="Verdana" w:hAnsi="Verdana" w:cs="Verdana"/>
-                <w:sz w:val="20"/>
-                <w:lang w:val="en-GB" w:eastAsia="ar-SA"/>
-              </w:rPr>
-              <w:t xml:space="preserve">Apache </w:t>
-            </w:r>
-            <w:r>
-              <w:rPr>
-                <w:rFonts w:ascii="Verdana" w:hAnsi="Verdana" w:cs="Verdana"/>
-                <w:sz w:val="20"/>
-                <w:lang w:val="en-GB" w:eastAsia="ar-SA"/>
-              </w:rPr>
-              <w:t>Airflow for Orchestration</w:t>
-            </w:r>
-            <w:r>
-              <w:rPr>
-                <w:rFonts w:ascii="Verdana" w:hAnsi="Verdana" w:cs="Verdana"/>
-                <w:sz w:val="20"/>
-                <w:lang w:val="en-GB" w:eastAsia="ar-SA"/>
-              </w:rPr>
-              <w:t>.</w:t>
+              <w:t>Technical Leadership &amp; Team Development</w:t>
+            </w:r>
+            <w:r>
+              <w:rPr>
+                <w:rFonts w:ascii="Verdana" w:hAnsi="Verdana" w:cs="Verdana"/>
+                <w:sz w:val="20"/>
+                <w:lang w:val="en-GB" w:eastAsia="ar-SA"/>
+              </w:rPr>
+              <w:t xml:space="preserve">: </w:t>
+            </w:r>
+            <w:r>
+              <w:rPr>
+                <w:rFonts w:ascii="Verdana" w:hAnsi="Verdana" w:cs="Verdana"/>
+                <w:sz w:val="20"/>
+                <w:lang w:val="en-GB" w:eastAsia="ar-SA"/>
+              </w:rPr>
+              <w:t>Built the data function from the ground up, hiring and developing a team that included a mid-level data engineer and a data scientist. Provided technical leadership, coaching, and mentorship.</w:t>
             </w:r>
           </w:p>
           <w:p>
@@ -4771,6 +4849,82 @@
                 <w:u w:val="single"/>
                 <w:lang w:val="en-GB" w:eastAsia="ar-SA"/>
               </w:rPr>
+              <w:t>Project: Serverless Data Pipelines</w:t>
+            </w:r>
+            <w:r>
+              <w:rPr>
+                <w:rFonts w:ascii="Verdana" w:hAnsi="Verdana" w:cs="Verdana"/>
+                <w:sz w:val="20"/>
+                <w:lang w:val="en-GB" w:eastAsia="ar-SA"/>
+              </w:rPr>
+              <w:t xml:space="preserve"> - Implementing</w:t>
+            </w:r>
+            <w:r>
+              <w:rPr>
+                <w:rFonts w:ascii="Verdana" w:hAnsi="Verdana" w:cs="Verdana"/>
+                <w:sz w:val="20"/>
+                <w:lang w:val="en-GB" w:eastAsia="ar-SA"/>
+              </w:rPr>
+              <w:t xml:space="preserve"> cloud-native ETL pipelines and a Data Analytics and Insights platform by leveraging key AWS services</w:t>
+            </w:r>
+            <w:r>
+              <w:rPr>
+                <w:rFonts w:ascii="Verdana" w:hAnsi="Verdana" w:cs="Verdana"/>
+                <w:sz w:val="20"/>
+                <w:lang w:val="en-GB" w:eastAsia="ar-SA"/>
+              </w:rPr>
+              <w:t xml:space="preserve"> and </w:t>
+            </w:r>
+            <w:r>
+              <w:rPr>
+                <w:rFonts w:ascii="Verdana" w:hAnsi="Verdana" w:cs="Verdana"/>
+                <w:sz w:val="20"/>
+                <w:lang w:val="en-GB" w:eastAsia="ar-SA"/>
+              </w:rPr>
+              <w:t xml:space="preserve">Apache </w:t>
+            </w:r>
+            <w:r>
+              <w:rPr>
+                <w:rFonts w:ascii="Verdana" w:hAnsi="Verdana" w:cs="Verdana"/>
+                <w:sz w:val="20"/>
+                <w:lang w:val="en-GB" w:eastAsia="ar-SA"/>
+              </w:rPr>
+              <w:t>Airflow for Orchestration</w:t>
+            </w:r>
+            <w:r>
+              <w:rPr>
+                <w:rFonts w:ascii="Verdana" w:hAnsi="Verdana" w:cs="Verdana"/>
+                <w:sz w:val="20"/>
+                <w:lang w:val="en-GB" w:eastAsia="ar-SA"/>
+              </w:rPr>
+              <w:t>.</w:t>
+            </w:r>
+          </w:p>
+          <w:p>
+            <w:pPr>
+              <w:numPr>
+                <w:ilvl w:val="0"/>
+                <w:numId w:val="26"/>
+              </w:numPr>
+              <w:suppressAutoHyphens/>
+              <w:autoSpaceDE w:val="0"/>
+              <w:ind w:left="318" w:firstLine="0"/>
+              <w:contextualSpacing/>
+              <w:rPr>
+                <w:rFonts w:ascii="Verdana" w:hAnsi="Verdana" w:cs="Verdana"/>
+                <w:sz w:val="20"/>
+                <w:lang w:val="en-GB" w:eastAsia="ar-SA"/>
+              </w:rPr>
+            </w:pPr>
+            <w:r>
+              <w:rPr>
+                <w:rFonts w:ascii="Verdana" w:hAnsi="Verdana" w:cs="Verdana"/>
+                <w:i/>
+                <w:iCs/>
+                <w:sz w:val="20"/>
+                <w:u w:val="single"/>
+                <w:lang w:val="en-GB" w:eastAsia="ar-SA"/>
+              </w:rPr>
               <w:t>Project: Analytics and Insights</w:t>
             </w:r>
             <w:r>
@@ -4949,58 +5103,72 @@
                 <w:u w:val="single"/>
                 <w:lang w:val="en-GB"/>
               </w:rPr>
-              <w:t>Data Engineering on AWS</w:t>
-            </w:r>
-            <w:r>
-              <w:rPr>
-                <w:rFonts w:ascii="Verdana" w:hAnsi="Verdana" w:cs="Arial"/>
-                <w:bCs/>
-                <w:i/>
-                <w:sz w:val="20"/>
-                <w:lang w:val="en-GB"/>
-              </w:rPr>
-              <w:t xml:space="preserve"> (</w:t>
-            </w:r>
-            <w:r>
-              <w:rPr>
-                <w:rFonts w:ascii="Verdana" w:hAnsi="Verdana" w:cs="Arial"/>
-                <w:bCs/>
-                <w:i/>
-                <w:sz w:val="20"/>
-                <w:lang w:val="en-GB"/>
-              </w:rPr>
-              <w:t xml:space="preserve">AWS </w:t>
-            </w:r>
-            <w:r>
-              <w:rPr>
-                <w:rFonts w:ascii="Verdana" w:hAnsi="Verdana" w:cs="Arial"/>
-                <w:bCs/>
-                <w:i/>
-                <w:sz w:val="20"/>
-                <w:lang w:val="en-GB"/>
-              </w:rPr>
-              <w:t>Glue</w:t>
-            </w:r>
-            <w:r>
-              <w:rPr>
-                <w:rFonts w:ascii="Verdana" w:hAnsi="Verdana" w:cs="Arial"/>
-                <w:bCs/>
-                <w:i/>
-                <w:sz w:val="20"/>
-                <w:lang w:val="en-GB"/>
-              </w:rPr>
-              <w:t xml:space="preserve"> (ETL, Crawlers, Catalog, Workflow), Apache Airflow, </w:t>
-            </w:r>
-            <w:r>
-              <w:rPr>
-                <w:rFonts w:ascii="Verdana" w:hAnsi="Verdana" w:cs="Arial"/>
-                <w:bCs/>
-                <w:i/>
-                <w:sz w:val="20"/>
-                <w:lang w:val="en-GB"/>
-              </w:rPr>
-              <w:t>Python</w:t>
-            </w:r>
+              <w:t>Data Engineering &amp; Analytics</w:t>
+            </w:r>
+            <w:r>
+              <w:rPr>
+                <w:rFonts w:ascii="Verdana" w:hAnsi="Verdana" w:cs="Arial"/>
+                <w:bCs/>
+                <w:i/>
+                <w:sz w:val="20"/>
+                <w:lang w:val="en-GB"/>
+              </w:rPr>
+              <w:t xml:space="preserve"> </w:t>
+            </w:r>
+            <w:r>
+              <w:rPr>
+                <w:rFonts w:ascii="Verdana" w:hAnsi="Verdana" w:cs="Arial"/>
+                <w:bCs/>
+                <w:i/>
+                <w:sz w:val="20"/>
+                <w:lang w:val="en-GB"/>
+              </w:rPr>
+              <w:t>(</w:t>
+            </w:r>
+            <w:r>
+              <w:rPr>
+                <w:rFonts w:ascii="Verdana" w:hAnsi="Verdana" w:cs="Arial"/>
+                <w:bCs/>
+                <w:i/>
+                <w:sz w:val="20"/>
+                <w:lang w:val="en-GB"/>
+              </w:rPr>
+              <w:t xml:space="preserve">Databricks, </w:t>
+            </w:r>
+            <w:proofErr w:type="spellStart"/>
+            <w:r>
+              <w:rPr>
+                <w:rFonts w:ascii="Verdana" w:hAnsi="Verdana" w:cs="Arial"/>
+                <w:bCs/>
+                <w:i/>
+                <w:sz w:val="20"/>
+                <w:lang w:val="en-GB"/>
+              </w:rPr>
+              <w:t>PySpark</w:t>
+            </w:r>
+            <w:proofErr w:type="spellEnd"/>
+            <w:r>
+              <w:rPr>
+                <w:rFonts w:ascii="Verdana" w:hAnsi="Verdana" w:cs="Arial"/>
+                <w:bCs/>
+                <w:i/>
+                <w:sz w:val="20"/>
+                <w:lang w:val="en-GB"/>
+              </w:rPr>
+              <w:t xml:space="preserve">, AWS Glue, Apache Airflow, Python, Pandas, </w:t>
+            </w:r>
+            <w:proofErr w:type="spellStart"/>
+            <w:r>
+              <w:rPr>
+                <w:rFonts w:ascii="Verdana" w:hAnsi="Verdana" w:cs="Arial"/>
+                <w:bCs/>
+                <w:i/>
+                <w:sz w:val="20"/>
+                <w:lang w:val="en-GB"/>
+              </w:rPr>
+              <w:t>SQLAlchemy</w:t>
+            </w:r>
+            <w:proofErr w:type="spellEnd"/>
             <w:r>
               <w:rPr>
                 <w:rFonts w:ascii="Verdana" w:hAnsi="Verdana" w:cs="Arial"/>
@@ -5011,95 +5179,37 @@
               </w:rPr>
               <w:t xml:space="preserve">, </w:t>
             </w:r>
-            <w:r>
-              <w:rPr>
-                <w:rFonts w:ascii="Verdana" w:hAnsi="Verdana" w:cs="Arial"/>
-                <w:bCs/>
-                <w:i/>
-                <w:sz w:val="20"/>
-                <w:lang w:val="en-GB"/>
-              </w:rPr>
-              <w:t>Pandas</w:t>
-            </w:r>
-            <w:r>
-              <w:rPr>
-                <w:rFonts w:ascii="Verdana" w:hAnsi="Verdana" w:cs="Arial"/>
-                <w:bCs/>
-                <w:i/>
-                <w:sz w:val="20"/>
-                <w:lang w:val="en-GB"/>
-              </w:rPr>
-              <w:t xml:space="preserve">, </w:t>
-            </w:r>
-            <w:r>
-              <w:rPr>
-                <w:rFonts w:ascii="Verdana" w:hAnsi="Verdana" w:cs="Arial"/>
-                <w:bCs/>
-                <w:i/>
-                <w:sz w:val="20"/>
-                <w:lang w:val="en-GB"/>
-              </w:rPr>
-              <w:t>SQL Alchem</w:t>
-            </w:r>
-            <w:r>
-              <w:rPr>
-                <w:rFonts w:ascii="Verdana" w:hAnsi="Verdana" w:cs="Arial"/>
-                <w:bCs/>
-                <w:i/>
-                <w:sz w:val="20"/>
-                <w:lang w:val="en-GB"/>
-              </w:rPr>
-              <w:t xml:space="preserve">y, </w:t>
-            </w:r>
-            <w:r>
-              <w:rPr>
-                <w:rFonts w:ascii="Verdana" w:hAnsi="Verdana" w:cs="Arial"/>
-                <w:bCs/>
-                <w:i/>
-                <w:sz w:val="20"/>
-                <w:lang w:val="en-GB"/>
-              </w:rPr>
-              <w:t>Fast AP</w:t>
-            </w:r>
-            <w:r>
-              <w:rPr>
-                <w:rFonts w:ascii="Verdana" w:hAnsi="Verdana" w:cs="Arial"/>
-                <w:bCs/>
-                <w:i/>
-                <w:sz w:val="20"/>
-                <w:lang w:val="en-GB"/>
-              </w:rPr>
-              <w:t>I</w:t>
-            </w:r>
-            <w:r>
-              <w:rPr>
-                <w:rFonts w:ascii="Verdana" w:hAnsi="Verdana" w:cs="Arial"/>
-                <w:bCs/>
-                <w:i/>
-                <w:sz w:val="20"/>
-                <w:lang w:val="en-GB"/>
-              </w:rPr>
-              <w:t>, Lambda, PostgreSQ</w:t>
-            </w:r>
-            <w:r>
-              <w:rPr>
-                <w:rFonts w:ascii="Verdana" w:hAnsi="Verdana" w:cs="Arial"/>
-                <w:bCs/>
-                <w:i/>
-                <w:sz w:val="20"/>
-                <w:lang w:val="en-GB"/>
-              </w:rPr>
-              <w:t xml:space="preserve">L, Data Lake - </w:t>
-            </w:r>
-            <w:r>
-              <w:rPr>
-                <w:rFonts w:ascii="Verdana" w:hAnsi="Verdana" w:cs="Arial"/>
-                <w:bCs/>
-                <w:i/>
-                <w:sz w:val="20"/>
-                <w:lang w:val="en-GB"/>
-              </w:rPr>
-              <w:t>S3)</w:t>
+            <w:proofErr w:type="spellStart"/>
+            <w:r>
+              <w:rPr>
+                <w:rFonts w:ascii="Verdana" w:hAnsi="Verdana" w:cs="Arial"/>
+                <w:bCs/>
+                <w:i/>
+                <w:sz w:val="20"/>
+                <w:lang w:val="en-GB"/>
+              </w:rPr>
+              <w:t>FastAPI</w:t>
+            </w:r>
+            <w:proofErr w:type="spellEnd"/>
+            <w:r>
+              <w:rPr>
+                <w:rFonts w:ascii="Verdana" w:hAnsi="Verdana" w:cs="Arial"/>
+                <w:bCs/>
+                <w:i/>
+                <w:sz w:val="20"/>
+                <w:lang w:val="en-GB"/>
+              </w:rPr>
+              <w:t>, Lambda, PostgreSQL, S3 Data Lake</w:t>
+            </w:r>
+            <w:r>
+              <w:rPr>
+                <w:rFonts w:ascii="Verdana" w:hAnsi="Verdana" w:cs="Arial"/>
+                <w:bCs/>
+                <w:i/>
+                <w:sz w:val="20"/>
+                <w:lang w:val="en-GB"/>
+              </w:rPr>
+              <w:t>)</w:t>
             </w:r>
             <w:r>
               <w:rPr>
@@ -7775,6 +7885,7 @@
                 <w:sz w:val="20"/>
                 <w:lang w:val="en-GB" w:eastAsia="ar-SA"/>
               </w:rPr>
+              <w:lastRenderedPageBreak/>
               <w:t>SKILLS:</w:t>
             </w:r>
             <w:r>
@@ -10493,6 +10604,7 @@
                 <w:sz w:val="20"/>
                 <w:lang w:val="en-GB" w:eastAsia="ar-SA"/>
               </w:rPr>
+              <w:lastRenderedPageBreak/>
               <w:t>SKILLS:</w:t>
             </w:r>
             <w:r>
@@ -11781,7 +11893,7 @@
                 <w:sz w:val="20"/>
                 <w:lang w:val="en-GB"/>
               </w:rPr>
-              <w:pict w14:anchorId="653025A1">
+              <w:pict w14:anchorId="28532A83">
                 <v:group id="_x0000_s2260" style="position:absolute;margin-left:56.2pt;margin-top:-446.8pt;width:142.2pt;height:16.5pt;z-index:-3;mso-position-horizontal-relative:text;mso-position-vertical-relative:text" coordorigin="1342,3892" coordsize="2700,180" o:allowincell="f">
                   <v:rect id="_x0000_s2261" style="position:absolute;left:1342;top:3892;width:2700;height:180" fillcolor="#31849b" stroked="f">
                     <v:fill opacity="59638f"/>
@@ -13658,8 +13770,12 @@
       </w:pPr>
     </w:p>
     <w:sectPr>
-      <w:headerReference w:type="default" r:id="rId31"/>
-      <w:footerReference w:type="default" r:id="rId32"/>
+      <w:headerReference w:type="even" r:id="rId31"/>
+      <w:headerReference w:type="default" r:id="rId32"/>
+      <w:footerReference w:type="even" r:id="rId33"/>
+      <w:footerReference w:type="default" r:id="rId34"/>
+      <w:headerReference w:type="first" r:id="rId35"/>
+      <w:footerReference w:type="first" r:id="rId36"/>
       <w:pgSz w:w="11906" w:h="16838"/>
       <w:pgMar w:top="284" w:right="284" w:bottom="284" w:left="284" w:header="567" w:footer="454" w:gutter="0"/>
       <w:cols w:space="708"/>
@@ -13692,6 +13808,16 @@
 <w:ftr xmlns:wpc="http://schemas.microsoft.com/office/word/2010/wordprocessingCanvas" xmlns:cx="http://schemas.microsoft.com/office/drawing/2014/chartex" xmlns:cx1="http://schemas.microsoft.com/office/drawing/2015/9/8/chartex" xmlns:cx2="http://schemas.microsoft.com/office/drawing/2015/10/21/chartex" xmlns:cx3="http://schemas.microsoft.com/office/drawing/2016/5/9/chartex" xmlns:cx4="http://schemas.microsoft.com/office/drawing/2016/5/10/chartex" xmlns:cx5="http://schemas.microsoft.com/office/drawing/2016/5/11/chartex" xmlns:cx6="http://schemas.microsoft.com/office/drawing/2016/5/12/chartex" xmlns:cx7="http://schemas.microsoft.com/office/drawing/2016/5/13/chartex" xmlns:cx8="http://schemas.microsoft.com/office/drawing/2016/5/14/chartex" xmlns:mc="http://schemas.openxmlformats.org/markup-compatibility/2006" xmlns:aink="http://schemas.microsoft.com/office/drawing/2016/ink" xmlns:am3d="http://schemas.microsoft.com/office/drawing/2017/model3d" xmlns:o="urn:schemas-microsoft-com:office:office" xmlns:oel="http://schemas.microsoft.com/office/2019/extlst" xmlns:r="http://schemas.openxmlformats.org/officeDocument/2006/relationships" xmlns:m="http://schemas.openxmlformats.org/officeDocument/2006/math" xmlns:v="urn:schemas-microsoft-com:vml" xmlns:wp14="http://schemas.microsoft.com/office/word/2010/wordprocessingDrawing" xmlns:wp="http://schemas.openxmlformats.org/drawingml/2006/wordprocessingDrawing" xmlns:w10="urn:schemas-microsoft-com:office:word" xmlns:w="http://schemas.openxmlformats.org/wordprocessingml/2006/main" xmlns:w14="http://schemas.microsoft.com/office/word/2010/wordml" xmlns:w15="http://schemas.microsoft.com/office/word/2012/wordml" xmlns:w16cex="http://schemas.microsoft.com/office/word/2018/wordml/cex" xmlns:w16cid="http://schemas.microsoft.com/office/word/2016/wordml/cid" xmlns:w16="http://schemas.microsoft.com/office/word/2018/wordml" xmlns:w16du="http://schemas.microsoft.com/office/word/2023/wordml/word16du" xmlns:w16sdtdh="http://schemas.microsoft.com/office/word/2020/wordml/sdtdatahash" xmlns:w16sdtfl="http://schemas.microsoft.com/office/word/2024/wordml/sdtformatlock" xmlns:w16se="http://schemas.microsoft.com/office/word/2015/wordml/symex" xmlns:wpg="http://schemas.microsoft.com/office/word/2010/wordprocessingGroup" xmlns:wpi="http://schemas.microsoft.com/office/word/2010/wordprocessingInk" xmlns:wne="http://schemas.microsoft.com/office/word/2006/wordml" xmlns:wps="http://schemas.microsoft.com/office/word/2010/wordprocessingShape" mc:Ignorable="w14 w15 w16se w16cid w16 w16cex w16sdtdh w16sdtfl w16du wp14">
   <w:p>
     <w:pPr>
+      <w:pStyle w:val="Footer"/>
+    </w:pPr>
+  </w:p>
+</w:ftr>
+</file>
+
+<file path=word/footer2.xml><?xml version="1.0" encoding="utf-8"?>
+<w:ftr xmlns:wpc="http://schemas.microsoft.com/office/word/2010/wordprocessingCanvas" xmlns:cx="http://schemas.microsoft.com/office/drawing/2014/chartex" xmlns:cx1="http://schemas.microsoft.com/office/drawing/2015/9/8/chartex" xmlns:cx2="http://schemas.microsoft.com/office/drawing/2015/10/21/chartex" xmlns:cx3="http://schemas.microsoft.com/office/drawing/2016/5/9/chartex" xmlns:cx4="http://schemas.microsoft.com/office/drawing/2016/5/10/chartex" xmlns:cx5="http://schemas.microsoft.com/office/drawing/2016/5/11/chartex" xmlns:cx6="http://schemas.microsoft.com/office/drawing/2016/5/12/chartex" xmlns:cx7="http://schemas.microsoft.com/office/drawing/2016/5/13/chartex" xmlns:cx8="http://schemas.microsoft.com/office/drawing/2016/5/14/chartex" xmlns:mc="http://schemas.openxmlformats.org/markup-compatibility/2006" xmlns:aink="http://schemas.microsoft.com/office/drawing/2016/ink" xmlns:am3d="http://schemas.microsoft.com/office/drawing/2017/model3d" xmlns:o="urn:schemas-microsoft-com:office:office" xmlns:oel="http://schemas.microsoft.com/office/2019/extlst" xmlns:r="http://schemas.openxmlformats.org/officeDocument/2006/relationships" xmlns:m="http://schemas.openxmlformats.org/officeDocument/2006/math" xmlns:v="urn:schemas-microsoft-com:vml" xmlns:wp14="http://schemas.microsoft.com/office/word/2010/wordprocessingDrawing" xmlns:wp="http://schemas.openxmlformats.org/drawingml/2006/wordprocessingDrawing" xmlns:w10="urn:schemas-microsoft-com:office:word" xmlns:w="http://schemas.openxmlformats.org/wordprocessingml/2006/main" xmlns:w14="http://schemas.microsoft.com/office/word/2010/wordml" xmlns:w15="http://schemas.microsoft.com/office/word/2012/wordml" xmlns:w16cex="http://schemas.microsoft.com/office/word/2018/wordml/cex" xmlns:w16cid="http://schemas.microsoft.com/office/word/2016/wordml/cid" xmlns:w16="http://schemas.microsoft.com/office/word/2018/wordml" xmlns:w16du="http://schemas.microsoft.com/office/word/2023/wordml/word16du" xmlns:w16sdtdh="http://schemas.microsoft.com/office/word/2020/wordml/sdtdatahash" xmlns:w16sdtfl="http://schemas.microsoft.com/office/word/2024/wordml/sdtformatlock" xmlns:w16se="http://schemas.microsoft.com/office/word/2015/wordml/symex" xmlns:wpg="http://schemas.microsoft.com/office/word/2010/wordprocessingGroup" xmlns:wpi="http://schemas.microsoft.com/office/word/2010/wordprocessingInk" xmlns:wne="http://schemas.microsoft.com/office/word/2006/wordml" xmlns:wps="http://schemas.microsoft.com/office/word/2010/wordprocessingShape" mc:Ignorable="w14 w15 w16se w16cid w16 w16cex w16sdtdh w16sdtfl w16du wp14">
+  <w:p>
+    <w:pPr>
       <w:tabs>
         <w:tab w:val="right" w:pos="11338"/>
       </w:tabs>
@@ -13712,7 +13838,7 @@
         <w:szCs w:val="22"/>
         <w:lang w:val="en-GB" w:eastAsia="ar-SA"/>
       </w:rPr>
-      <w:pict w14:anchorId="6ECDDE2B">
+      <w:pict w14:anchorId="568BEB90">
         <v:group id="Group 2" o:spid="_x0000_s1028" style="position:absolute;margin-left:526.8pt;margin-top:-.15pt;width:39.7pt;height:17pt;z-index:-1" coordorigin="614,660" coordsize="864,374" wrapcoords="0 -939 -408 1878 -408 19722 0 21600 21192 21600 21600 21600 22008 16904 22008 939 21192 -939 0 -939">
           <v:roundrect id="_x0000_s1029" style="position:absolute;left:859;top:415;width:374;height:864;rotation:-90;visibility:visible" arcsize="10923f" filled="f" strokecolor="#247a00" strokeweight="1pt">
             <v:shadow color="#868686"/>
@@ -13922,6 +14048,16 @@
 </w:ftr>
 </file>
 
+<file path=word/footer3.xml><?xml version="1.0" encoding="utf-8"?>
+<w:ftr xmlns:wpc="http://schemas.microsoft.com/office/word/2010/wordprocessingCanvas" xmlns:cx="http://schemas.microsoft.com/office/drawing/2014/chartex" xmlns:cx1="http://schemas.microsoft.com/office/drawing/2015/9/8/chartex" xmlns:cx2="http://schemas.microsoft.com/office/drawing/2015/10/21/chartex" xmlns:cx3="http://schemas.microsoft.com/office/drawing/2016/5/9/chartex" xmlns:cx4="http://schemas.microsoft.com/office/drawing/2016/5/10/chartex" xmlns:cx5="http://schemas.microsoft.com/office/drawing/2016/5/11/chartex" xmlns:cx6="http://schemas.microsoft.com/office/drawing/2016/5/12/chartex" xmlns:cx7="http://schemas.microsoft.com/office/drawing/2016/5/13/chartex" xmlns:cx8="http://schemas.microsoft.com/office/drawing/2016/5/14/chartex" xmlns:mc="http://schemas.openxmlformats.org/markup-compatibility/2006" xmlns:aink="http://schemas.microsoft.com/office/drawing/2016/ink" xmlns:am3d="http://schemas.microsoft.com/office/drawing/2017/model3d" xmlns:o="urn:schemas-microsoft-com:office:office" xmlns:oel="http://schemas.microsoft.com/office/2019/extlst" xmlns:r="http://schemas.openxmlformats.org/officeDocument/2006/relationships" xmlns:m="http://schemas.openxmlformats.org/officeDocument/2006/math" xmlns:v="urn:schemas-microsoft-com:vml" xmlns:wp14="http://schemas.microsoft.com/office/word/2010/wordprocessingDrawing" xmlns:wp="http://schemas.openxmlformats.org/drawingml/2006/wordprocessingDrawing" xmlns:w10="urn:schemas-microsoft-com:office:word" xmlns:w="http://schemas.openxmlformats.org/wordprocessingml/2006/main" xmlns:w14="http://schemas.microsoft.com/office/word/2010/wordml" xmlns:w15="http://schemas.microsoft.com/office/word/2012/wordml" xmlns:w16cex="http://schemas.microsoft.com/office/word/2018/wordml/cex" xmlns:w16cid="http://schemas.microsoft.com/office/word/2016/wordml/cid" xmlns:w16="http://schemas.microsoft.com/office/word/2018/wordml" xmlns:w16du="http://schemas.microsoft.com/office/word/2023/wordml/word16du" xmlns:w16sdtdh="http://schemas.microsoft.com/office/word/2020/wordml/sdtdatahash" xmlns:w16sdtfl="http://schemas.microsoft.com/office/word/2024/wordml/sdtformatlock" xmlns:w16se="http://schemas.microsoft.com/office/word/2015/wordml/symex" xmlns:wpg="http://schemas.microsoft.com/office/word/2010/wordprocessingGroup" xmlns:wpi="http://schemas.microsoft.com/office/word/2010/wordprocessingInk" xmlns:wne="http://schemas.microsoft.com/office/word/2006/wordml" xmlns:wps="http://schemas.microsoft.com/office/word/2010/wordprocessingShape" mc:Ignorable="w14 w15 w16se w16cid w16 w16cex w16sdtdh w16sdtfl w16du wp14">
+  <w:p>
+    <w:pPr>
+      <w:pStyle w:val="Footer"/>
+    </w:pPr>
+  </w:p>
+</w:ftr>
+</file>
+
 <file path=word/footnotes.xml><?xml version="1.0" encoding="utf-8"?>
 <w:footnotes xmlns:wpc="http://schemas.microsoft.com/office/word/2010/wordprocessingCanvas" xmlns:cx="http://schemas.microsoft.com/office/drawing/2014/chartex" xmlns:cx1="http://schemas.microsoft.com/office/drawing/2015/9/8/chartex" xmlns:cx2="http://schemas.microsoft.com/office/drawing/2015/10/21/chartex" xmlns:cx3="http://schemas.microsoft.com/office/drawing/2016/5/9/chartex" xmlns:cx4="http://schemas.microsoft.com/office/drawing/2016/5/10/chartex" xmlns:cx5="http://schemas.microsoft.com/office/drawing/2016/5/11/chartex" xmlns:cx6="http://schemas.microsoft.com/office/drawing/2016/5/12/chartex" xmlns:cx7="http://schemas.microsoft.com/office/drawing/2016/5/13/chartex" xmlns:cx8="http://schemas.microsoft.com/office/drawing/2016/5/14/chartex" xmlns:mc="http://schemas.openxmlformats.org/markup-compatibility/2006" xmlns:aink="http://schemas.microsoft.com/office/drawing/2016/ink" xmlns:am3d="http://schemas.microsoft.com/office/drawing/2017/model3d" xmlns:o="urn:schemas-microsoft-com:office:office" xmlns:oel="http://schemas.microsoft.com/office/2019/extlst" xmlns:r="http://schemas.openxmlformats.org/officeDocument/2006/relationships" xmlns:m="http://schemas.openxmlformats.org/officeDocument/2006/math" xmlns:v="urn:schemas-microsoft-com:vml" xmlns:wp14="http://schemas.microsoft.com/office/word/2010/wordprocessingDrawing" xmlns:wp="http://schemas.openxmlformats.org/drawingml/2006/wordprocessingDrawing" xmlns:w10="urn:schemas-microsoft-com:office:word" xmlns:w="http://schemas.openxmlformats.org/wordprocessingml/2006/main" xmlns:w14="http://schemas.microsoft.com/office/word/2010/wordml" xmlns:w15="http://schemas.microsoft.com/office/word/2012/wordml" xmlns:w16cex="http://schemas.microsoft.com/office/word/2018/wordml/cex" xmlns:w16cid="http://schemas.microsoft.com/office/word/2016/wordml/cid" xmlns:w16="http://schemas.microsoft.com/office/word/2018/wordml" xmlns:w16du="http://schemas.microsoft.com/office/word/2023/wordml/word16du" xmlns:w16sdtdh="http://schemas.microsoft.com/office/word/2020/wordml/sdtdatahash" xmlns:w16sdtfl="http://schemas.microsoft.com/office/word/2024/wordml/sdtformatlock" xmlns:w16se="http://schemas.microsoft.com/office/word/2015/wordml/symex" xmlns:wpg="http://schemas.microsoft.com/office/word/2010/wordprocessingGroup" xmlns:wpi="http://schemas.microsoft.com/office/word/2010/wordprocessingInk" xmlns:wne="http://schemas.microsoft.com/office/word/2006/wordml" xmlns:wps="http://schemas.microsoft.com/office/word/2010/wordprocessingShape" mc:Ignorable="w14 w15 w16se w16cid w16 w16cex w16sdtdh w16sdtfl w16du wp14">
   <w:footnote w:type="separator" w:id="-1">
@@ -13945,6 +14081,16 @@
 <w:hdr xmlns:wpc="http://schemas.microsoft.com/office/word/2010/wordprocessingCanvas" xmlns:cx="http://schemas.microsoft.com/office/drawing/2014/chartex" xmlns:cx1="http://schemas.microsoft.com/office/drawing/2015/9/8/chartex" xmlns:cx2="http://schemas.microsoft.com/office/drawing/2015/10/21/chartex" xmlns:cx3="http://schemas.microsoft.com/office/drawing/2016/5/9/chartex" xmlns:cx4="http://schemas.microsoft.com/office/drawing/2016/5/10/chartex" xmlns:cx5="http://schemas.microsoft.com/office/drawing/2016/5/11/chartex" xmlns:cx6="http://schemas.microsoft.com/office/drawing/2016/5/12/chartex" xmlns:cx7="http://schemas.microsoft.com/office/drawing/2016/5/13/chartex" xmlns:cx8="http://schemas.microsoft.com/office/drawing/2016/5/14/chartex" xmlns:mc="http://schemas.openxmlformats.org/markup-compatibility/2006" xmlns:aink="http://schemas.microsoft.com/office/drawing/2016/ink" xmlns:am3d="http://schemas.microsoft.com/office/drawing/2017/model3d" xmlns:o="urn:schemas-microsoft-com:office:office" xmlns:oel="http://schemas.microsoft.com/office/2019/extlst" xmlns:r="http://schemas.openxmlformats.org/officeDocument/2006/relationships" xmlns:m="http://schemas.openxmlformats.org/officeDocument/2006/math" xmlns:v="urn:schemas-microsoft-com:vml" xmlns:wp14="http://schemas.microsoft.com/office/word/2010/wordprocessingDrawing" xmlns:wp="http://schemas.openxmlformats.org/drawingml/2006/wordprocessingDrawing" xmlns:w10="urn:schemas-microsoft-com:office:word" xmlns:w="http://schemas.openxmlformats.org/wordprocessingml/2006/main" xmlns:w14="http://schemas.microsoft.com/office/word/2010/wordml" xmlns:w15="http://schemas.microsoft.com/office/word/2012/wordml" xmlns:w16cex="http://schemas.microsoft.com/office/word/2018/wordml/cex" xmlns:w16cid="http://schemas.microsoft.com/office/word/2016/wordml/cid" xmlns:w16="http://schemas.microsoft.com/office/word/2018/wordml" xmlns:w16du="http://schemas.microsoft.com/office/word/2023/wordml/word16du" xmlns:w16sdtdh="http://schemas.microsoft.com/office/word/2020/wordml/sdtdatahash" xmlns:w16sdtfl="http://schemas.microsoft.com/office/word/2024/wordml/sdtformatlock" xmlns:w16se="http://schemas.microsoft.com/office/word/2015/wordml/symex" xmlns:wpg="http://schemas.microsoft.com/office/word/2010/wordprocessingGroup" xmlns:wpi="http://schemas.microsoft.com/office/word/2010/wordprocessingInk" xmlns:wne="http://schemas.microsoft.com/office/word/2006/wordml" xmlns:wps="http://schemas.microsoft.com/office/word/2010/wordprocessingShape" mc:Ignorable="w14 w15 w16se w16cid w16 w16cex w16sdtdh w16sdtfl w16du wp14">
   <w:p>
     <w:pPr>
+      <w:pStyle w:val="Header"/>
+    </w:pPr>
+  </w:p>
+</w:hdr>
+</file>
+
+<file path=word/header2.xml><?xml version="1.0" encoding="utf-8"?>
+<w:hdr xmlns:wpc="http://schemas.microsoft.com/office/word/2010/wordprocessingCanvas" xmlns:cx="http://schemas.microsoft.com/office/drawing/2014/chartex" xmlns:cx1="http://schemas.microsoft.com/office/drawing/2015/9/8/chartex" xmlns:cx2="http://schemas.microsoft.com/office/drawing/2015/10/21/chartex" xmlns:cx3="http://schemas.microsoft.com/office/drawing/2016/5/9/chartex" xmlns:cx4="http://schemas.microsoft.com/office/drawing/2016/5/10/chartex" xmlns:cx5="http://schemas.microsoft.com/office/drawing/2016/5/11/chartex" xmlns:cx6="http://schemas.microsoft.com/office/drawing/2016/5/12/chartex" xmlns:cx7="http://schemas.microsoft.com/office/drawing/2016/5/13/chartex" xmlns:cx8="http://schemas.microsoft.com/office/drawing/2016/5/14/chartex" xmlns:mc="http://schemas.openxmlformats.org/markup-compatibility/2006" xmlns:aink="http://schemas.microsoft.com/office/drawing/2016/ink" xmlns:am3d="http://schemas.microsoft.com/office/drawing/2017/model3d" xmlns:o="urn:schemas-microsoft-com:office:office" xmlns:oel="http://schemas.microsoft.com/office/2019/extlst" xmlns:r="http://schemas.openxmlformats.org/officeDocument/2006/relationships" xmlns:m="http://schemas.openxmlformats.org/officeDocument/2006/math" xmlns:v="urn:schemas-microsoft-com:vml" xmlns:wp14="http://schemas.microsoft.com/office/word/2010/wordprocessingDrawing" xmlns:wp="http://schemas.openxmlformats.org/drawingml/2006/wordprocessingDrawing" xmlns:w10="urn:schemas-microsoft-com:office:word" xmlns:w="http://schemas.openxmlformats.org/wordprocessingml/2006/main" xmlns:w14="http://schemas.microsoft.com/office/word/2010/wordml" xmlns:w15="http://schemas.microsoft.com/office/word/2012/wordml" xmlns:w16cex="http://schemas.microsoft.com/office/word/2018/wordml/cex" xmlns:w16cid="http://schemas.microsoft.com/office/word/2016/wordml/cid" xmlns:w16="http://schemas.microsoft.com/office/word/2018/wordml" xmlns:w16du="http://schemas.microsoft.com/office/word/2023/wordml/word16du" xmlns:w16sdtdh="http://schemas.microsoft.com/office/word/2020/wordml/sdtdatahash" xmlns:w16sdtfl="http://schemas.microsoft.com/office/word/2024/wordml/sdtformatlock" xmlns:w16se="http://schemas.microsoft.com/office/word/2015/wordml/symex" xmlns:wpg="http://schemas.microsoft.com/office/word/2010/wordprocessingGroup" xmlns:wpi="http://schemas.microsoft.com/office/word/2010/wordprocessingInk" xmlns:wne="http://schemas.microsoft.com/office/word/2006/wordml" xmlns:wps="http://schemas.microsoft.com/office/word/2010/wordprocessingShape" mc:Ignorable="w14 w15 w16se w16cid w16 w16cex w16sdtdh w16sdtfl w16du wp14">
+  <w:p>
+    <w:pPr>
       <w:tabs>
         <w:tab w:val="right" w:pos="7088"/>
         <w:tab w:val="right" w:pos="10915"/>
@@ -14193,6 +14339,16 @@
 </w:hdr>
 </file>
 
+<file path=word/header3.xml><?xml version="1.0" encoding="utf-8"?>
+<w:hdr xmlns:wpc="http://schemas.microsoft.com/office/word/2010/wordprocessingCanvas" xmlns:cx="http://schemas.microsoft.com/office/drawing/2014/chartex" xmlns:cx1="http://schemas.microsoft.com/office/drawing/2015/9/8/chartex" xmlns:cx2="http://schemas.microsoft.com/office/drawing/2015/10/21/chartex" xmlns:cx3="http://schemas.microsoft.com/office/drawing/2016/5/9/chartex" xmlns:cx4="http://schemas.microsoft.com/office/drawing/2016/5/10/chartex" xmlns:cx5="http://schemas.microsoft.com/office/drawing/2016/5/11/chartex" xmlns:cx6="http://schemas.microsoft.com/office/drawing/2016/5/12/chartex" xmlns:cx7="http://schemas.microsoft.com/office/drawing/2016/5/13/chartex" xmlns:cx8="http://schemas.microsoft.com/office/drawing/2016/5/14/chartex" xmlns:mc="http://schemas.openxmlformats.org/markup-compatibility/2006" xmlns:aink="http://schemas.microsoft.com/office/drawing/2016/ink" xmlns:am3d="http://schemas.microsoft.com/office/drawing/2017/model3d" xmlns:o="urn:schemas-microsoft-com:office:office" xmlns:oel="http://schemas.microsoft.com/office/2019/extlst" xmlns:r="http://schemas.openxmlformats.org/officeDocument/2006/relationships" xmlns:m="http://schemas.openxmlformats.org/officeDocument/2006/math" xmlns:v="urn:schemas-microsoft-com:vml" xmlns:wp14="http://schemas.microsoft.com/office/word/2010/wordprocessingDrawing" xmlns:wp="http://schemas.openxmlformats.org/drawingml/2006/wordprocessingDrawing" xmlns:w10="urn:schemas-microsoft-com:office:word" xmlns:w="http://schemas.openxmlformats.org/wordprocessingml/2006/main" xmlns:w14="http://schemas.microsoft.com/office/word/2010/wordml" xmlns:w15="http://schemas.microsoft.com/office/word/2012/wordml" xmlns:w16cex="http://schemas.microsoft.com/office/word/2018/wordml/cex" xmlns:w16cid="http://schemas.microsoft.com/office/word/2016/wordml/cid" xmlns:w16="http://schemas.microsoft.com/office/word/2018/wordml" xmlns:w16du="http://schemas.microsoft.com/office/word/2023/wordml/word16du" xmlns:w16sdtdh="http://schemas.microsoft.com/office/word/2020/wordml/sdtdatahash" xmlns:w16sdtfl="http://schemas.microsoft.com/office/word/2024/wordml/sdtformatlock" xmlns:w16se="http://schemas.microsoft.com/office/word/2015/wordml/symex" xmlns:wpg="http://schemas.microsoft.com/office/word/2010/wordprocessingGroup" xmlns:wpi="http://schemas.microsoft.com/office/word/2010/wordprocessingInk" xmlns:wne="http://schemas.microsoft.com/office/word/2006/wordml" xmlns:wps="http://schemas.microsoft.com/office/word/2010/wordprocessingShape" mc:Ignorable="w14 w15 w16se w16cid w16 w16cex w16sdtdh w16sdtfl w16du wp14">
+  <w:p>
+    <w:pPr>
+      <w:pStyle w:val="Header"/>
+    </w:pPr>
+  </w:p>
+</w:hdr>
+</file>
+
 <file path=word/numbering.xml><?xml version="1.0" encoding="utf-8"?>
 <w:numbering xmlns:wpc="http://schemas.microsoft.com/office/word/2010/wordprocessingCanvas" xmlns:cx="http://schemas.microsoft.com/office/drawing/2014/chartex" xmlns:cx1="http://schemas.microsoft.com/office/drawing/2015/9/8/chartex" xmlns:cx2="http://schemas.microsoft.com/office/drawing/2015/10/21/chartex" xmlns:cx3="http://schemas.microsoft.com/office/drawing/2016/5/9/chartex" xmlns:cx4="http://schemas.microsoft.com/office/drawing/2016/5/10/chartex" xmlns:cx5="http://schemas.microsoft.com/office/drawing/2016/5/11/chartex" xmlns:cx6="http://schemas.microsoft.com/office/drawing/2016/5/12/chartex" xmlns:cx7="http://schemas.microsoft.com/office/drawing/2016/5/13/chartex" xmlns:cx8="http://schemas.microsoft.com/office/drawing/2016/5/14/chartex" xmlns:mc="http://schemas.openxmlformats.org/markup-compatibility/2006" xmlns:aink="http://schemas.microsoft.com/office/drawing/2016/ink" xmlns:am3d="http://schemas.microsoft.com/office/drawing/2017/model3d" xmlns:o="urn:schemas-microsoft-com:office:office" xmlns:oel="http://schemas.microsoft.com/office/2019/extlst" xmlns:r="http://schemas.openxmlformats.org/officeDocument/2006/relationships" xmlns:m="http://schemas.openxmlformats.org/officeDocument/2006/math" xmlns:v="urn:schemas-microsoft-com:vml" xmlns:wp14="http://schemas.microsoft.com/office/word/2010/wordprocessingDrawing" xmlns:wp="http://schemas.openxmlformats.org/drawingml/2006/wordprocessingDrawing" xmlns:w10="urn:schemas-microsoft-com:office:word" xmlns:w="http://schemas.openxmlformats.org/wordprocessingml/2006/main" xmlns:w14="http://schemas.microsoft.com/office/word/2010/wordml" xmlns:w15="http://schemas.microsoft.com/office/word/2012/wordml" xmlns:w16cex="http://schemas.microsoft.com/office/word/2018/wordml/cex" xmlns:w16cid="http://schemas.microsoft.com/office/word/2016/wordml/cid" xmlns:w16="http://schemas.microsoft.com/office/word/2018/wordml" xmlns:w16du="http://schemas.microsoft.com/office/word/2023/wordml/word16du" xmlns:w16sdtdh="http://schemas.microsoft.com/office/word/2020/wordml/sdtdatahash" xmlns:w16sdtfl="http://schemas.microsoft.com/office/word/2024/wordml/sdtformatlock" xmlns:w16se="http://schemas.microsoft.com/office/word/2015/wordml/symex" xmlns:wpg="http://schemas.microsoft.com/office/word/2010/wordprocessingGroup" xmlns:wpi="http://schemas.microsoft.com/office/word/2010/wordprocessingInk" xmlns:wne="http://schemas.microsoft.com/office/word/2006/wordml" xmlns:wps="http://schemas.microsoft.com/office/word/2010/wordprocessingShape" mc:Ignorable="w14 w15 w16se w16cid w16 w16cex w16sdtdh w16sdtfl w16du wp14">
   <w:abstractNum w:abstractNumId="0" w15:restartNumberingAfterBreak="0">
@@ -17603,52 +17759,52 @@
       </w:rPr>
     </w:lvl>
   </w:abstractNum>
-  <w:num w:numId="1" w16cid:durableId="137693613">
+  <w:num w:numId="1" w16cid:durableId="670909229">
     <w:abstractNumId w:val="8"/>
   </w:num>
-  <w:num w:numId="2" w16cid:durableId="1963220055">
+  <w:num w:numId="2" w16cid:durableId="1519007355">
     <w:abstractNumId w:val="26"/>
   </w:num>
-  <w:num w:numId="3" w16cid:durableId="1015420258">
+  <w:num w:numId="3" w16cid:durableId="1009331192">
     <w:abstractNumId w:val="17"/>
   </w:num>
-  <w:num w:numId="4" w16cid:durableId="551213">
+  <w:num w:numId="4" w16cid:durableId="380524438">
     <w:abstractNumId w:val="23"/>
   </w:num>
-  <w:num w:numId="5" w16cid:durableId="1016007895">
+  <w:num w:numId="5" w16cid:durableId="1835797978">
     <w:abstractNumId w:val="7"/>
   </w:num>
-  <w:num w:numId="6" w16cid:durableId="1364093979">
+  <w:num w:numId="6" w16cid:durableId="589508736">
     <w:abstractNumId w:val="24"/>
   </w:num>
-  <w:num w:numId="7" w16cid:durableId="241452145">
+  <w:num w:numId="7" w16cid:durableId="1763530346">
     <w:abstractNumId w:val="27"/>
   </w:num>
-  <w:num w:numId="8" w16cid:durableId="1900096034">
+  <w:num w:numId="8" w16cid:durableId="1875801712">
     <w:abstractNumId w:val="19"/>
   </w:num>
-  <w:num w:numId="9" w16cid:durableId="464860590">
+  <w:num w:numId="9" w16cid:durableId="2104254220">
     <w:abstractNumId w:val="21"/>
   </w:num>
-  <w:num w:numId="10" w16cid:durableId="59452117">
+  <w:num w:numId="10" w16cid:durableId="707216722">
     <w:abstractNumId w:val="0"/>
   </w:num>
-  <w:num w:numId="11" w16cid:durableId="1448507735">
+  <w:num w:numId="11" w16cid:durableId="213657932">
     <w:abstractNumId w:val="25"/>
   </w:num>
-  <w:num w:numId="12" w16cid:durableId="1603495959">
+  <w:num w:numId="12" w16cid:durableId="2017271547">
     <w:abstractNumId w:val="14"/>
   </w:num>
-  <w:num w:numId="13" w16cid:durableId="105852780">
+  <w:num w:numId="13" w16cid:durableId="1048144967">
     <w:abstractNumId w:val="22"/>
   </w:num>
-  <w:num w:numId="14" w16cid:durableId="1917280620">
+  <w:num w:numId="14" w16cid:durableId="953901971">
     <w:abstractNumId w:val="3"/>
   </w:num>
-  <w:num w:numId="15" w16cid:durableId="1212032391">
+  <w:num w:numId="15" w16cid:durableId="1259947467">
     <w:abstractNumId w:val="9"/>
   </w:num>
-  <w:num w:numId="16" w16cid:durableId="1649045707">
+  <w:num w:numId="16" w16cid:durableId="1238370145">
     <w:abstractNumId w:val="10"/>
     <w:lvlOverride w:ilvl="0"/>
     <w:lvlOverride w:ilvl="1"/>
@@ -17660,7 +17816,7 @@
     <w:lvlOverride w:ilvl="7"/>
     <w:lvlOverride w:ilvl="8"/>
   </w:num>
-  <w:num w:numId="17" w16cid:durableId="1611162446">
+  <w:num w:numId="17" w16cid:durableId="1053895181">
     <w:abstractNumId w:val="16"/>
     <w:lvlOverride w:ilvl="0"/>
     <w:lvlOverride w:ilvl="1"/>
@@ -17672,37 +17828,37 @@
     <w:lvlOverride w:ilvl="7"/>
     <w:lvlOverride w:ilvl="8"/>
   </w:num>
-  <w:num w:numId="18" w16cid:durableId="1664890096">
+  <w:num w:numId="18" w16cid:durableId="2096783822">
     <w:abstractNumId w:val="4"/>
   </w:num>
-  <w:num w:numId="19" w16cid:durableId="109469651">
+  <w:num w:numId="19" w16cid:durableId="1540968961">
     <w:abstractNumId w:val="15"/>
   </w:num>
-  <w:num w:numId="20" w16cid:durableId="1642074615">
+  <w:num w:numId="20" w16cid:durableId="780338493">
     <w:abstractNumId w:val="6"/>
   </w:num>
-  <w:num w:numId="21" w16cid:durableId="1974405463">
+  <w:num w:numId="21" w16cid:durableId="727724569">
     <w:abstractNumId w:val="2"/>
   </w:num>
-  <w:num w:numId="22" w16cid:durableId="1875119108">
+  <w:num w:numId="22" w16cid:durableId="609164931">
     <w:abstractNumId w:val="13"/>
   </w:num>
-  <w:num w:numId="23" w16cid:durableId="651717287">
+  <w:num w:numId="23" w16cid:durableId="1208834814">
     <w:abstractNumId w:val="5"/>
   </w:num>
-  <w:num w:numId="24" w16cid:durableId="1284575320">
+  <w:num w:numId="24" w16cid:durableId="274873716">
     <w:abstractNumId w:val="12"/>
   </w:num>
-  <w:num w:numId="25" w16cid:durableId="615647690">
+  <w:num w:numId="25" w16cid:durableId="1002590535">
     <w:abstractNumId w:val="11"/>
   </w:num>
-  <w:num w:numId="26" w16cid:durableId="1110322372">
+  <w:num w:numId="26" w16cid:durableId="1230725769">
     <w:abstractNumId w:val="18"/>
   </w:num>
-  <w:num w:numId="27" w16cid:durableId="459805398">
+  <w:num w:numId="27" w16cid:durableId="1538001934">
     <w:abstractNumId w:val="20"/>
   </w:num>
-  <w:num w:numId="28" w16cid:durableId="1444611563">
+  <w:num w:numId="28" w16cid:durableId="730035043">
     <w:abstractNumId w:val="1"/>
   </w:num>
 </w:numbering>

--- a/assets/doc/abrar_mudhir_cv.docx
+++ b/assets/doc/abrar_mudhir_cv.docx
@@ -162,7 +162,7 @@
           <w:sz w:val="20"/>
           <w:lang w:val="en-GB" w:eastAsia="en-GB"/>
         </w:rPr>
-        <w:pict w14:anchorId="54FFAAE7">
+        <w:pict w14:anchorId="3896AF6F">
           <v:group id="_x0000_s2107" style="position:absolute;margin-left:7.05pt;margin-top:12.05pt;width:138.75pt;height:16.5pt;z-index:-5" coordorigin="1342,3892" coordsize="2700,180" o:allowincell="f">
             <v:rect id="_x0000_s2108" style="position:absolute;left:1342;top:3892;width:2700;height:180" fillcolor="#31849b" stroked="f">
               <v:fill opacity="59638f"/>
@@ -441,7 +441,19 @@
           <w:szCs w:val="16"/>
           <w:lang w:val="en-GB"/>
         </w:rPr>
-        <w:t>14</w:t>
+        <w:t>1</w:t>
+      </w:r>
+      <w:r>
+        <w:rPr>
+          <w:rFonts w:ascii="Verdana" w:hAnsi="Verdana" w:cs="Calibri"/>
+          <w:b/>
+          <w:iCs/>
+          <w:color w:val="31849B"/>
+          <w:sz w:val="16"/>
+          <w:szCs w:val="16"/>
+          <w:lang w:val="en-GB"/>
+        </w:rPr>
+        <w:t>5</w:t>
       </w:r>
       <w:r>
         <w:rPr>
@@ -613,7 +625,7 @@
           <w:sz w:val="20"/>
           <w:lang w:val="en-GB"/>
         </w:rPr>
-        <w:pict w14:anchorId="6F4C3928">
+        <w:pict w14:anchorId="07D507F9">
           <v:group id="_x0000_s2269" style="position:absolute;margin-left:6.8pt;margin-top:131.3pt;width:142.2pt;height:16.5pt;z-index:-1" coordorigin="1342,3892" coordsize="2700,180" o:allowincell="f">
             <v:rect id="_x0000_s2270" style="position:absolute;left:1342;top:3892;width:2700;height:180" fillcolor="#31849b" stroked="f">
               <v:fill opacity="59638f"/>
@@ -632,7 +644,7 @@
           <w:sz w:val="20"/>
           <w:lang w:val="en-GB"/>
         </w:rPr>
-        <w:pict w14:anchorId="5A399A2F">
+        <w:pict w14:anchorId="129F9C59">
           <v:group id="_x0000_s2212" style="position:absolute;margin-left:6.8pt;margin-top:12.45pt;width:142.2pt;height:16.5pt;z-index:-4" coordorigin="1342,3892" coordsize="2700,180" o:allowincell="f">
             <v:rect id="_x0000_s2213" style="position:absolute;left:1342;top:3892;width:2700;height:180" fillcolor="#31849b" stroked="f">
               <v:fill opacity="59638f"/>
@@ -1824,7 +1836,7 @@
                 <w:sz w:val="20"/>
                 <w:lang w:val="en-GB" w:eastAsia="ar-SA"/>
               </w:rPr>
-              <w:pict w14:anchorId="6EDCD137">
+              <w:pict w14:anchorId="103DC15A">
                 <v:group id="_x0000_s2263" style="position:absolute;margin-left:7.5pt;margin-top:11.85pt;width:142.2pt;height:16.5pt;z-index:-2;mso-position-horizontal-relative:text;mso-position-vertical-relative:text" coordorigin="1342,3892" coordsize="2700,180" o:allowincell="f">
                   <v:rect id="_x0000_s2264" style="position:absolute;left:1342;top:3892;width:2700;height:180" fillcolor="#31849b" stroked="f">
                     <v:fill opacity="59638f"/>
@@ -4625,8 +4637,9 @@
                 <w:u w:val="single"/>
                 <w:lang w:val="en-GB" w:eastAsia="ar-SA"/>
               </w:rPr>
-              <w:t>Project: Options Data Platform</w:t>
-            </w:r>
+              <w:t xml:space="preserve">Project: Options Data Platform </w:t>
+            </w:r>
+            <w:proofErr w:type="gramStart"/>
             <w:r>
               <w:rPr>
                 <w:rFonts w:ascii="Verdana" w:hAnsi="Verdana" w:cs="Verdana"/>
@@ -4636,30 +4649,7 @@
                 <w:u w:val="single"/>
                 <w:lang w:val="en-GB" w:eastAsia="ar-SA"/>
               </w:rPr>
-              <w:t xml:space="preserve"> </w:t>
-            </w:r>
-            <w:proofErr w:type="gramStart"/>
-            <w:r>
-              <w:rPr>
-                <w:rFonts w:ascii="Verdana" w:hAnsi="Verdana" w:cs="Verdana"/>
-                <w:i/>
-                <w:iCs/>
-                <w:sz w:val="20"/>
-                <w:u w:val="single"/>
-                <w:lang w:val="en-GB" w:eastAsia="ar-SA"/>
-              </w:rPr>
-              <w:t xml:space="preserve">- </w:t>
-            </w:r>
-            <w:r>
-              <w:rPr>
-                <w:rFonts w:ascii="Verdana" w:hAnsi="Verdana" w:cs="Verdana"/>
-                <w:i/>
-                <w:iCs/>
-                <w:sz w:val="20"/>
-                <w:u w:val="single"/>
-                <w:lang w:val="en-GB" w:eastAsia="ar-SA"/>
-              </w:rPr>
-              <w:t xml:space="preserve"> Databricks</w:t>
+              <w:t>-  Databricks</w:t>
             </w:r>
             <w:proofErr w:type="gramEnd"/>
             <w:r>
@@ -11893,7 +11883,7 @@
                 <w:sz w:val="20"/>
                 <w:lang w:val="en-GB"/>
               </w:rPr>
-              <w:pict w14:anchorId="28532A83">
+              <w:pict w14:anchorId="2C2F43F5">
                 <v:group id="_x0000_s2260" style="position:absolute;margin-left:56.2pt;margin-top:-446.8pt;width:142.2pt;height:16.5pt;z-index:-3;mso-position-horizontal-relative:text;mso-position-vertical-relative:text" coordorigin="1342,3892" coordsize="2700,180" o:allowincell="f">
                   <v:rect id="_x0000_s2261" style="position:absolute;left:1342;top:3892;width:2700;height:180" fillcolor="#31849b" stroked="f">
                     <v:fill opacity="59638f"/>
@@ -13838,7 +13828,7 @@
         <w:szCs w:val="22"/>
         <w:lang w:val="en-GB" w:eastAsia="ar-SA"/>
       </w:rPr>
-      <w:pict w14:anchorId="568BEB90">
+      <w:pict w14:anchorId="3EC83D02">
         <v:group id="Group 2" o:spid="_x0000_s1028" style="position:absolute;margin-left:526.8pt;margin-top:-.15pt;width:39.7pt;height:17pt;z-index:-1" coordorigin="614,660" coordsize="864,374" wrapcoords="0 -939 -408 1878 -408 19722 0 21600 21192 21600 21600 21600 22008 16904 22008 939 21192 -939 0 -939">
           <v:roundrect id="_x0000_s1029" style="position:absolute;left:859;top:415;width:374;height:864;rotation:-90;visibility:visible" arcsize="10923f" filled="f" strokecolor="#247a00" strokeweight="1pt">
             <v:shadow color="#868686"/>
@@ -17759,52 +17749,52 @@
       </w:rPr>
     </w:lvl>
   </w:abstractNum>
-  <w:num w:numId="1" w16cid:durableId="670909229">
+  <w:num w:numId="1" w16cid:durableId="441072615">
     <w:abstractNumId w:val="8"/>
   </w:num>
-  <w:num w:numId="2" w16cid:durableId="1519007355">
+  <w:num w:numId="2" w16cid:durableId="1206287866">
     <w:abstractNumId w:val="26"/>
   </w:num>
-  <w:num w:numId="3" w16cid:durableId="1009331192">
+  <w:num w:numId="3" w16cid:durableId="796027830">
     <w:abstractNumId w:val="17"/>
   </w:num>
-  <w:num w:numId="4" w16cid:durableId="380524438">
+  <w:num w:numId="4" w16cid:durableId="1643803098">
     <w:abstractNumId w:val="23"/>
   </w:num>
-  <w:num w:numId="5" w16cid:durableId="1835797978">
+  <w:num w:numId="5" w16cid:durableId="1991591925">
     <w:abstractNumId w:val="7"/>
   </w:num>
-  <w:num w:numId="6" w16cid:durableId="589508736">
+  <w:num w:numId="6" w16cid:durableId="1151217661">
     <w:abstractNumId w:val="24"/>
   </w:num>
-  <w:num w:numId="7" w16cid:durableId="1763530346">
+  <w:num w:numId="7" w16cid:durableId="989796504">
     <w:abstractNumId w:val="27"/>
   </w:num>
-  <w:num w:numId="8" w16cid:durableId="1875801712">
+  <w:num w:numId="8" w16cid:durableId="1103915508">
     <w:abstractNumId w:val="19"/>
   </w:num>
-  <w:num w:numId="9" w16cid:durableId="2104254220">
+  <w:num w:numId="9" w16cid:durableId="1891644435">
     <w:abstractNumId w:val="21"/>
   </w:num>
-  <w:num w:numId="10" w16cid:durableId="707216722">
+  <w:num w:numId="10" w16cid:durableId="1818107975">
     <w:abstractNumId w:val="0"/>
   </w:num>
-  <w:num w:numId="11" w16cid:durableId="213657932">
+  <w:num w:numId="11" w16cid:durableId="2082363409">
     <w:abstractNumId w:val="25"/>
   </w:num>
-  <w:num w:numId="12" w16cid:durableId="2017271547">
+  <w:num w:numId="12" w16cid:durableId="1005942719">
     <w:abstractNumId w:val="14"/>
   </w:num>
-  <w:num w:numId="13" w16cid:durableId="1048144967">
+  <w:num w:numId="13" w16cid:durableId="438449602">
     <w:abstractNumId w:val="22"/>
   </w:num>
-  <w:num w:numId="14" w16cid:durableId="953901971">
+  <w:num w:numId="14" w16cid:durableId="432285990">
     <w:abstractNumId w:val="3"/>
   </w:num>
-  <w:num w:numId="15" w16cid:durableId="1259947467">
+  <w:num w:numId="15" w16cid:durableId="1338772478">
     <w:abstractNumId w:val="9"/>
   </w:num>
-  <w:num w:numId="16" w16cid:durableId="1238370145">
+  <w:num w:numId="16" w16cid:durableId="1361122763">
     <w:abstractNumId w:val="10"/>
     <w:lvlOverride w:ilvl="0"/>
     <w:lvlOverride w:ilvl="1"/>
@@ -17816,7 +17806,7 @@
     <w:lvlOverride w:ilvl="7"/>
     <w:lvlOverride w:ilvl="8"/>
   </w:num>
-  <w:num w:numId="17" w16cid:durableId="1053895181">
+  <w:num w:numId="17" w16cid:durableId="797456493">
     <w:abstractNumId w:val="16"/>
     <w:lvlOverride w:ilvl="0"/>
     <w:lvlOverride w:ilvl="1"/>
@@ -17828,37 +17818,37 @@
     <w:lvlOverride w:ilvl="7"/>
     <w:lvlOverride w:ilvl="8"/>
   </w:num>
-  <w:num w:numId="18" w16cid:durableId="2096783822">
+  <w:num w:numId="18" w16cid:durableId="1813329755">
     <w:abstractNumId w:val="4"/>
   </w:num>
-  <w:num w:numId="19" w16cid:durableId="1540968961">
+  <w:num w:numId="19" w16cid:durableId="1501507832">
     <w:abstractNumId w:val="15"/>
   </w:num>
-  <w:num w:numId="20" w16cid:durableId="780338493">
+  <w:num w:numId="20" w16cid:durableId="1426413591">
     <w:abstractNumId w:val="6"/>
   </w:num>
-  <w:num w:numId="21" w16cid:durableId="727724569">
+  <w:num w:numId="21" w16cid:durableId="715740833">
     <w:abstractNumId w:val="2"/>
   </w:num>
-  <w:num w:numId="22" w16cid:durableId="609164931">
+  <w:num w:numId="22" w16cid:durableId="906771339">
     <w:abstractNumId w:val="13"/>
   </w:num>
-  <w:num w:numId="23" w16cid:durableId="1208834814">
+  <w:num w:numId="23" w16cid:durableId="2075198336">
     <w:abstractNumId w:val="5"/>
   </w:num>
-  <w:num w:numId="24" w16cid:durableId="274873716">
+  <w:num w:numId="24" w16cid:durableId="2044868517">
     <w:abstractNumId w:val="12"/>
   </w:num>
-  <w:num w:numId="25" w16cid:durableId="1002590535">
+  <w:num w:numId="25" w16cid:durableId="1809667593">
     <w:abstractNumId w:val="11"/>
   </w:num>
-  <w:num w:numId="26" w16cid:durableId="1230725769">
+  <w:num w:numId="26" w16cid:durableId="1397892369">
     <w:abstractNumId w:val="18"/>
   </w:num>
-  <w:num w:numId="27" w16cid:durableId="1538001934">
+  <w:num w:numId="27" w16cid:durableId="901599864">
     <w:abstractNumId w:val="20"/>
   </w:num>
-  <w:num w:numId="28" w16cid:durableId="730035043">
+  <w:num w:numId="28" w16cid:durableId="348795657">
     <w:abstractNumId w:val="1"/>
   </w:num>
 </w:numbering>

--- a/assets/doc/abrar_mudhir_cv.docx
+++ b/assets/doc/abrar_mudhir_cv.docx
@@ -162,7 +162,7 @@
           <w:sz w:val="20"/>
           <w:lang w:val="en-GB" w:eastAsia="en-GB"/>
         </w:rPr>
-        <w:pict w14:anchorId="3896AF6F">
+        <w:pict w14:anchorId="524DF6FE">
           <v:group id="_x0000_s2107" style="position:absolute;margin-left:7.05pt;margin-top:12.05pt;width:138.75pt;height:16.5pt;z-index:-5" coordorigin="1342,3892" coordsize="2700,180" o:allowincell="f">
             <v:rect id="_x0000_s2108" style="position:absolute;left:1342;top:3892;width:2700;height:180" fillcolor="#31849b" stroked="f">
               <v:fill opacity="59638f"/>
@@ -453,7 +453,7 @@
           <w:szCs w:val="16"/>
           <w:lang w:val="en-GB"/>
         </w:rPr>
-        <w:t>5</w:t>
+        <w:t>6</w:t>
       </w:r>
       <w:r>
         <w:rPr>
@@ -625,7 +625,7 @@
           <w:sz w:val="20"/>
           <w:lang w:val="en-GB"/>
         </w:rPr>
-        <w:pict w14:anchorId="07D507F9">
+        <w:pict w14:anchorId="14094558">
           <v:group id="_x0000_s2269" style="position:absolute;margin-left:6.8pt;margin-top:131.3pt;width:142.2pt;height:16.5pt;z-index:-1" coordorigin="1342,3892" coordsize="2700,180" o:allowincell="f">
             <v:rect id="_x0000_s2270" style="position:absolute;left:1342;top:3892;width:2700;height:180" fillcolor="#31849b" stroked="f">
               <v:fill opacity="59638f"/>
@@ -644,7 +644,7 @@
           <w:sz w:val="20"/>
           <w:lang w:val="en-GB"/>
         </w:rPr>
-        <w:pict w14:anchorId="129F9C59">
+        <w:pict w14:anchorId="42B5F6FE">
           <v:group id="_x0000_s2212" style="position:absolute;margin-left:6.8pt;margin-top:12.45pt;width:142.2pt;height:16.5pt;z-index:-4" coordorigin="1342,3892" coordsize="2700,180" o:allowincell="f">
             <v:rect id="_x0000_s2213" style="position:absolute;left:1342;top:3892;width:2700;height:180" fillcolor="#31849b" stroked="f">
               <v:fill opacity="59638f"/>
@@ -1836,7 +1836,7 @@
                 <w:sz w:val="20"/>
                 <w:lang w:val="en-GB" w:eastAsia="ar-SA"/>
               </w:rPr>
-              <w:pict w14:anchorId="103DC15A">
+              <w:pict w14:anchorId="59D146B0">
                 <v:group id="_x0000_s2263" style="position:absolute;margin-left:7.5pt;margin-top:11.85pt;width:142.2pt;height:16.5pt;z-index:-2;mso-position-horizontal-relative:text;mso-position-vertical-relative:text" coordorigin="1342,3892" coordsize="2700,180" o:allowincell="f">
                   <v:rect id="_x0000_s2264" style="position:absolute;left:1342;top:3892;width:2700;height:180" fillcolor="#31849b" stroked="f">
                     <v:fill opacity="59638f"/>
@@ -11883,7 +11883,7 @@
                 <w:sz w:val="20"/>
                 <w:lang w:val="en-GB"/>
               </w:rPr>
-              <w:pict w14:anchorId="2C2F43F5">
+              <w:pict w14:anchorId="4C91B4AA">
                 <v:group id="_x0000_s2260" style="position:absolute;margin-left:56.2pt;margin-top:-446.8pt;width:142.2pt;height:16.5pt;z-index:-3;mso-position-horizontal-relative:text;mso-position-vertical-relative:text" coordorigin="1342,3892" coordsize="2700,180" o:allowincell="f">
                   <v:rect id="_x0000_s2261" style="position:absolute;left:1342;top:3892;width:2700;height:180" fillcolor="#31849b" stroked="f">
                     <v:fill opacity="59638f"/>
@@ -13828,7 +13828,7 @@
         <w:szCs w:val="22"/>
         <w:lang w:val="en-GB" w:eastAsia="ar-SA"/>
       </w:rPr>
-      <w:pict w14:anchorId="3EC83D02">
+      <w:pict w14:anchorId="555D9D08">
         <v:group id="Group 2" o:spid="_x0000_s1028" style="position:absolute;margin-left:526.8pt;margin-top:-.15pt;width:39.7pt;height:17pt;z-index:-1" coordorigin="614,660" coordsize="864,374" wrapcoords="0 -939 -408 1878 -408 19722 0 21600 21192 21600 21600 21600 22008 16904 22008 939 21192 -939 0 -939">
           <v:roundrect id="_x0000_s1029" style="position:absolute;left:859;top:415;width:374;height:864;rotation:-90;visibility:visible" arcsize="10923f" filled="f" strokecolor="#247a00" strokeweight="1pt">
             <v:shadow color="#868686"/>
@@ -17749,52 +17749,52 @@
       </w:rPr>
     </w:lvl>
   </w:abstractNum>
-  <w:num w:numId="1" w16cid:durableId="441072615">
+  <w:num w:numId="1" w16cid:durableId="956910526">
     <w:abstractNumId w:val="8"/>
   </w:num>
-  <w:num w:numId="2" w16cid:durableId="1206287866">
+  <w:num w:numId="2" w16cid:durableId="2116974768">
     <w:abstractNumId w:val="26"/>
   </w:num>
-  <w:num w:numId="3" w16cid:durableId="796027830">
+  <w:num w:numId="3" w16cid:durableId="1099368920">
     <w:abstractNumId w:val="17"/>
   </w:num>
-  <w:num w:numId="4" w16cid:durableId="1643803098">
+  <w:num w:numId="4" w16cid:durableId="1101293921">
     <w:abstractNumId w:val="23"/>
   </w:num>
-  <w:num w:numId="5" w16cid:durableId="1991591925">
+  <w:num w:numId="5" w16cid:durableId="2084834568">
     <w:abstractNumId w:val="7"/>
   </w:num>
-  <w:num w:numId="6" w16cid:durableId="1151217661">
+  <w:num w:numId="6" w16cid:durableId="664944254">
     <w:abstractNumId w:val="24"/>
   </w:num>
-  <w:num w:numId="7" w16cid:durableId="989796504">
+  <w:num w:numId="7" w16cid:durableId="646472260">
     <w:abstractNumId w:val="27"/>
   </w:num>
-  <w:num w:numId="8" w16cid:durableId="1103915508">
+  <w:num w:numId="8" w16cid:durableId="504637221">
     <w:abstractNumId w:val="19"/>
   </w:num>
-  <w:num w:numId="9" w16cid:durableId="1891644435">
+  <w:num w:numId="9" w16cid:durableId="1843010408">
     <w:abstractNumId w:val="21"/>
   </w:num>
-  <w:num w:numId="10" w16cid:durableId="1818107975">
+  <w:num w:numId="10" w16cid:durableId="595787840">
     <w:abstractNumId w:val="0"/>
   </w:num>
-  <w:num w:numId="11" w16cid:durableId="2082363409">
+  <w:num w:numId="11" w16cid:durableId="1039740762">
     <w:abstractNumId w:val="25"/>
   </w:num>
-  <w:num w:numId="12" w16cid:durableId="1005942719">
+  <w:num w:numId="12" w16cid:durableId="962420814">
     <w:abstractNumId w:val="14"/>
   </w:num>
-  <w:num w:numId="13" w16cid:durableId="438449602">
+  <w:num w:numId="13" w16cid:durableId="1678728474">
     <w:abstractNumId w:val="22"/>
   </w:num>
-  <w:num w:numId="14" w16cid:durableId="432285990">
+  <w:num w:numId="14" w16cid:durableId="67727652">
     <w:abstractNumId w:val="3"/>
   </w:num>
-  <w:num w:numId="15" w16cid:durableId="1338772478">
+  <w:num w:numId="15" w16cid:durableId="831721002">
     <w:abstractNumId w:val="9"/>
   </w:num>
-  <w:num w:numId="16" w16cid:durableId="1361122763">
+  <w:num w:numId="16" w16cid:durableId="546262450">
     <w:abstractNumId w:val="10"/>
     <w:lvlOverride w:ilvl="0"/>
     <w:lvlOverride w:ilvl="1"/>
@@ -17806,7 +17806,7 @@
     <w:lvlOverride w:ilvl="7"/>
     <w:lvlOverride w:ilvl="8"/>
   </w:num>
-  <w:num w:numId="17" w16cid:durableId="797456493">
+  <w:num w:numId="17" w16cid:durableId="1793786621">
     <w:abstractNumId w:val="16"/>
     <w:lvlOverride w:ilvl="0"/>
     <w:lvlOverride w:ilvl="1"/>
@@ -17818,37 +17818,37 @@
     <w:lvlOverride w:ilvl="7"/>
     <w:lvlOverride w:ilvl="8"/>
   </w:num>
-  <w:num w:numId="18" w16cid:durableId="1813329755">
+  <w:num w:numId="18" w16cid:durableId="1692954467">
     <w:abstractNumId w:val="4"/>
   </w:num>
-  <w:num w:numId="19" w16cid:durableId="1501507832">
+  <w:num w:numId="19" w16cid:durableId="2004966689">
     <w:abstractNumId w:val="15"/>
   </w:num>
-  <w:num w:numId="20" w16cid:durableId="1426413591">
+  <w:num w:numId="20" w16cid:durableId="26377948">
     <w:abstractNumId w:val="6"/>
   </w:num>
-  <w:num w:numId="21" w16cid:durableId="715740833">
+  <w:num w:numId="21" w16cid:durableId="581913668">
     <w:abstractNumId w:val="2"/>
   </w:num>
-  <w:num w:numId="22" w16cid:durableId="906771339">
+  <w:num w:numId="22" w16cid:durableId="264460428">
     <w:abstractNumId w:val="13"/>
   </w:num>
-  <w:num w:numId="23" w16cid:durableId="2075198336">
+  <w:num w:numId="23" w16cid:durableId="1069575890">
     <w:abstractNumId w:val="5"/>
   </w:num>
-  <w:num w:numId="24" w16cid:durableId="2044868517">
+  <w:num w:numId="24" w16cid:durableId="1172187740">
     <w:abstractNumId w:val="12"/>
   </w:num>
-  <w:num w:numId="25" w16cid:durableId="1809667593">
+  <w:num w:numId="25" w16cid:durableId="868644883">
     <w:abstractNumId w:val="11"/>
   </w:num>
-  <w:num w:numId="26" w16cid:durableId="1397892369">
+  <w:num w:numId="26" w16cid:durableId="1378123530">
     <w:abstractNumId w:val="18"/>
   </w:num>
-  <w:num w:numId="27" w16cid:durableId="901599864">
+  <w:num w:numId="27" w16cid:durableId="1950893223">
     <w:abstractNumId w:val="20"/>
   </w:num>
-  <w:num w:numId="28" w16cid:durableId="348795657">
+  <w:num w:numId="28" w16cid:durableId="144859623">
     <w:abstractNumId w:val="1"/>
   </w:num>
 </w:numbering>

--- a/assets/doc/abrar_mudhir_cv.docx
+++ b/assets/doc/abrar_mudhir_cv.docx
@@ -162,7 +162,7 @@
           <w:sz w:val="20"/>
           <w:lang w:val="en-GB" w:eastAsia="en-GB"/>
         </w:rPr>
-        <w:pict w14:anchorId="524DF6FE">
+        <w:pict w14:anchorId="681A5B5A">
           <v:group id="_x0000_s2107" style="position:absolute;margin-left:7.05pt;margin-top:12.05pt;width:138.75pt;height:16.5pt;z-index:-5" coordorigin="1342,3892" coordsize="2700,180" o:allowincell="f">
             <v:rect id="_x0000_s2108" style="position:absolute;left:1342;top:3892;width:2700;height:180" fillcolor="#31849b" stroked="f">
               <v:fill opacity="59638f"/>
@@ -453,7 +453,7 @@
           <w:szCs w:val="16"/>
           <w:lang w:val="en-GB"/>
         </w:rPr>
-        <w:t>6</w:t>
+        <w:t>7</w:t>
       </w:r>
       <w:r>
         <w:rPr>
@@ -625,7 +625,7 @@
           <w:sz w:val="20"/>
           <w:lang w:val="en-GB"/>
         </w:rPr>
-        <w:pict w14:anchorId="14094558">
+        <w:pict w14:anchorId="562F6B74">
           <v:group id="_x0000_s2269" style="position:absolute;margin-left:6.8pt;margin-top:131.3pt;width:142.2pt;height:16.5pt;z-index:-1" coordorigin="1342,3892" coordsize="2700,180" o:allowincell="f">
             <v:rect id="_x0000_s2270" style="position:absolute;left:1342;top:3892;width:2700;height:180" fillcolor="#31849b" stroked="f">
               <v:fill opacity="59638f"/>
@@ -644,7 +644,7 @@
           <w:sz w:val="20"/>
           <w:lang w:val="en-GB"/>
         </w:rPr>
-        <w:pict w14:anchorId="42B5F6FE">
+        <w:pict w14:anchorId="743A2039">
           <v:group id="_x0000_s2212" style="position:absolute;margin-left:6.8pt;margin-top:12.45pt;width:142.2pt;height:16.5pt;z-index:-4" coordorigin="1342,3892" coordsize="2700,180" o:allowincell="f">
             <v:rect id="_x0000_s2213" style="position:absolute;left:1342;top:3892;width:2700;height:180" fillcolor="#31849b" stroked="f">
               <v:fill opacity="59638f"/>
@@ -1836,7 +1836,7 @@
                 <w:sz w:val="20"/>
                 <w:lang w:val="en-GB" w:eastAsia="ar-SA"/>
               </w:rPr>
-              <w:pict w14:anchorId="59D146B0">
+              <w:pict w14:anchorId="74F317CD">
                 <v:group id="_x0000_s2263" style="position:absolute;margin-left:7.5pt;margin-top:11.85pt;width:142.2pt;height:16.5pt;z-index:-2;mso-position-horizontal-relative:text;mso-position-vertical-relative:text" coordorigin="1342,3892" coordsize="2700,180" o:allowincell="f">
                   <v:rect id="_x0000_s2264" style="position:absolute;left:1342;top:3892;width:2700;height:180" fillcolor="#31849b" stroked="f">
                     <v:fill opacity="59638f"/>
@@ -11883,7 +11883,7 @@
                 <w:sz w:val="20"/>
                 <w:lang w:val="en-GB"/>
               </w:rPr>
-              <w:pict w14:anchorId="4C91B4AA">
+              <w:pict w14:anchorId="2CE4FF4C">
                 <v:group id="_x0000_s2260" style="position:absolute;margin-left:56.2pt;margin-top:-446.8pt;width:142.2pt;height:16.5pt;z-index:-3;mso-position-horizontal-relative:text;mso-position-vertical-relative:text" coordorigin="1342,3892" coordsize="2700,180" o:allowincell="f">
                   <v:rect id="_x0000_s2261" style="position:absolute;left:1342;top:3892;width:2700;height:180" fillcolor="#31849b" stroked="f">
                     <v:fill opacity="59638f"/>
@@ -13828,7 +13828,7 @@
         <w:szCs w:val="22"/>
         <w:lang w:val="en-GB" w:eastAsia="ar-SA"/>
       </w:rPr>
-      <w:pict w14:anchorId="555D9D08">
+      <w:pict w14:anchorId="7883FAE1">
         <v:group id="Group 2" o:spid="_x0000_s1028" style="position:absolute;margin-left:526.8pt;margin-top:-.15pt;width:39.7pt;height:17pt;z-index:-1" coordorigin="614,660" coordsize="864,374" wrapcoords="0 -939 -408 1878 -408 19722 0 21600 21192 21600 21600 21600 22008 16904 22008 939 21192 -939 0 -939">
           <v:roundrect id="_x0000_s1029" style="position:absolute;left:859;top:415;width:374;height:864;rotation:-90;visibility:visible" arcsize="10923f" filled="f" strokecolor="#247a00" strokeweight="1pt">
             <v:shadow color="#868686"/>
@@ -17749,52 +17749,52 @@
       </w:rPr>
     </w:lvl>
   </w:abstractNum>
-  <w:num w:numId="1" w16cid:durableId="956910526">
+  <w:num w:numId="1" w16cid:durableId="2089882535">
     <w:abstractNumId w:val="8"/>
   </w:num>
-  <w:num w:numId="2" w16cid:durableId="2116974768">
+  <w:num w:numId="2" w16cid:durableId="436484665">
     <w:abstractNumId w:val="26"/>
   </w:num>
-  <w:num w:numId="3" w16cid:durableId="1099368920">
+  <w:num w:numId="3" w16cid:durableId="1269044406">
     <w:abstractNumId w:val="17"/>
   </w:num>
-  <w:num w:numId="4" w16cid:durableId="1101293921">
+  <w:num w:numId="4" w16cid:durableId="1130896565">
     <w:abstractNumId w:val="23"/>
   </w:num>
-  <w:num w:numId="5" w16cid:durableId="2084834568">
+  <w:num w:numId="5" w16cid:durableId="56050860">
     <w:abstractNumId w:val="7"/>
   </w:num>
-  <w:num w:numId="6" w16cid:durableId="664944254">
+  <w:num w:numId="6" w16cid:durableId="722631875">
     <w:abstractNumId w:val="24"/>
   </w:num>
-  <w:num w:numId="7" w16cid:durableId="646472260">
+  <w:num w:numId="7" w16cid:durableId="731002473">
     <w:abstractNumId w:val="27"/>
   </w:num>
-  <w:num w:numId="8" w16cid:durableId="504637221">
+  <w:num w:numId="8" w16cid:durableId="591397726">
     <w:abstractNumId w:val="19"/>
   </w:num>
-  <w:num w:numId="9" w16cid:durableId="1843010408">
+  <w:num w:numId="9" w16cid:durableId="1423837476">
     <w:abstractNumId w:val="21"/>
   </w:num>
-  <w:num w:numId="10" w16cid:durableId="595787840">
+  <w:num w:numId="10" w16cid:durableId="1578396046">
     <w:abstractNumId w:val="0"/>
   </w:num>
-  <w:num w:numId="11" w16cid:durableId="1039740762">
+  <w:num w:numId="11" w16cid:durableId="1222330429">
     <w:abstractNumId w:val="25"/>
   </w:num>
-  <w:num w:numId="12" w16cid:durableId="962420814">
+  <w:num w:numId="12" w16cid:durableId="32776898">
     <w:abstractNumId w:val="14"/>
   </w:num>
-  <w:num w:numId="13" w16cid:durableId="1678728474">
+  <w:num w:numId="13" w16cid:durableId="545333277">
     <w:abstractNumId w:val="22"/>
   </w:num>
-  <w:num w:numId="14" w16cid:durableId="67727652">
+  <w:num w:numId="14" w16cid:durableId="1026712893">
     <w:abstractNumId w:val="3"/>
   </w:num>
-  <w:num w:numId="15" w16cid:durableId="831721002">
+  <w:num w:numId="15" w16cid:durableId="851606713">
     <w:abstractNumId w:val="9"/>
   </w:num>
-  <w:num w:numId="16" w16cid:durableId="546262450">
+  <w:num w:numId="16" w16cid:durableId="518465600">
     <w:abstractNumId w:val="10"/>
     <w:lvlOverride w:ilvl="0"/>
     <w:lvlOverride w:ilvl="1"/>
@@ -17806,7 +17806,7 @@
     <w:lvlOverride w:ilvl="7"/>
     <w:lvlOverride w:ilvl="8"/>
   </w:num>
-  <w:num w:numId="17" w16cid:durableId="1793786621">
+  <w:num w:numId="17" w16cid:durableId="1562863012">
     <w:abstractNumId w:val="16"/>
     <w:lvlOverride w:ilvl="0"/>
     <w:lvlOverride w:ilvl="1"/>
@@ -17818,37 +17818,37 @@
     <w:lvlOverride w:ilvl="7"/>
     <w:lvlOverride w:ilvl="8"/>
   </w:num>
-  <w:num w:numId="18" w16cid:durableId="1692954467">
+  <w:num w:numId="18" w16cid:durableId="128784126">
     <w:abstractNumId w:val="4"/>
   </w:num>
-  <w:num w:numId="19" w16cid:durableId="2004966689">
+  <w:num w:numId="19" w16cid:durableId="1272275184">
     <w:abstractNumId w:val="15"/>
   </w:num>
-  <w:num w:numId="20" w16cid:durableId="26377948">
+  <w:num w:numId="20" w16cid:durableId="449708566">
     <w:abstractNumId w:val="6"/>
   </w:num>
-  <w:num w:numId="21" w16cid:durableId="581913668">
+  <w:num w:numId="21" w16cid:durableId="572202240">
     <w:abstractNumId w:val="2"/>
   </w:num>
-  <w:num w:numId="22" w16cid:durableId="264460428">
+  <w:num w:numId="22" w16cid:durableId="927269114">
     <w:abstractNumId w:val="13"/>
   </w:num>
-  <w:num w:numId="23" w16cid:durableId="1069575890">
+  <w:num w:numId="23" w16cid:durableId="829057916">
     <w:abstractNumId w:val="5"/>
   </w:num>
-  <w:num w:numId="24" w16cid:durableId="1172187740">
+  <w:num w:numId="24" w16cid:durableId="1198813624">
     <w:abstractNumId w:val="12"/>
   </w:num>
-  <w:num w:numId="25" w16cid:durableId="868644883">
+  <w:num w:numId="25" w16cid:durableId="2032487338">
     <w:abstractNumId w:val="11"/>
   </w:num>
-  <w:num w:numId="26" w16cid:durableId="1378123530">
+  <w:num w:numId="26" w16cid:durableId="2120179631">
     <w:abstractNumId w:val="18"/>
   </w:num>
-  <w:num w:numId="27" w16cid:durableId="1950893223">
+  <w:num w:numId="27" w16cid:durableId="412092841">
     <w:abstractNumId w:val="20"/>
   </w:num>
-  <w:num w:numId="28" w16cid:durableId="144859623">
+  <w:num w:numId="28" w16cid:durableId="942686879">
     <w:abstractNumId w:val="1"/>
   </w:num>
 </w:numbering>

--- a/assets/doc/abrar_mudhir_cv.docx
+++ b/assets/doc/abrar_mudhir_cv.docx
@@ -162,7 +162,7 @@
           <w:sz w:val="20"/>
           <w:lang w:val="en-GB" w:eastAsia="en-GB"/>
         </w:rPr>
-        <w:pict w14:anchorId="681A5B5A">
+        <w:pict w14:anchorId="7B64B3D9">
           <v:group id="_x0000_s2107" style="position:absolute;margin-left:7.05pt;margin-top:12.05pt;width:138.75pt;height:16.5pt;z-index:-5" coordorigin="1342,3892" coordsize="2700,180" o:allowincell="f">
             <v:rect id="_x0000_s2108" style="position:absolute;left:1342;top:3892;width:2700;height:180" fillcolor="#31849b" stroked="f">
               <v:fill opacity="59638f"/>
@@ -250,9 +250,52 @@
           <w:szCs w:val="16"/>
           <w:lang w:val="en-GB" w:eastAsia="ar-SA"/>
         </w:rPr>
+        <w:t xml:space="preserve">SITE: </w:t>
+      </w:r>
+      <w:hyperlink r:id="rId9" w:history="1">
+        <w:r>
+          <w:rPr>
+            <w:color w:val="31849B"/>
+            <w:lang w:val="en-GB"/>
+          </w:rPr>
+          <w:t>mudhir.com</w:t>
+        </w:r>
+      </w:hyperlink>
+      <w:r>
+        <w:rPr>
+          <w:rFonts w:ascii="Verdana" w:eastAsia="Calibri" w:hAnsi="Verdana" w:cs="Calibri"/>
+          <w:b/>
+          <w:iCs/>
+          <w:color w:val="76923C"/>
+          <w:sz w:val="16"/>
+          <w:szCs w:val="16"/>
+          <w:lang w:val="en-GB" w:eastAsia="ar-SA"/>
+        </w:rPr>
+        <w:t xml:space="preserve"> </w:t>
+      </w:r>
+      <w:r>
+        <w:rPr>
+          <w:rFonts w:ascii="Verdana" w:hAnsi="Verdana"/>
+          <w:b/>
+          <w:color w:val="FFFFFF"/>
+          <w:sz w:val="20"/>
+          <w:lang w:val="en-GB"/>
+        </w:rPr>
+        <w:t xml:space="preserve">     </w:t>
+      </w:r>
+      <w:r>
+        <w:rPr>
+          <w:rFonts w:ascii="Verdana" w:eastAsia="Calibri" w:hAnsi="Verdana" w:cs="Calibri"/>
+          <w:b/>
+          <w:iCs/>
+          <w:color w:val="76923C"/>
+          <w:sz w:val="16"/>
+          <w:szCs w:val="16"/>
+          <w:lang w:val="en-GB" w:eastAsia="ar-SA"/>
+        </w:rPr>
         <w:t xml:space="preserve">GITHUB: </w:t>
       </w:r>
-      <w:hyperlink r:id="rId9" w:history="1">
+      <w:hyperlink r:id="rId10" w:history="1">
         <w:r>
           <w:rPr>
             <w:color w:val="31849B"/>
@@ -271,26 +314,6 @@
           <w:szCs w:val="16"/>
           <w:lang w:val="en-GB" w:eastAsia="ar-SA"/>
         </w:rPr>
-        <w:t xml:space="preserve">        </w:t>
-      </w:r>
-      <w:r>
-        <w:rPr>
-          <w:rFonts w:ascii="Verdana" w:hAnsi="Verdana"/>
-          <w:b/>
-          <w:color w:val="FFFFFF"/>
-          <w:sz w:val="20"/>
-          <w:lang w:val="en-GB"/>
-        </w:rPr>
-        <w:t xml:space="preserve">    </w:t>
-      </w:r>
-      <w:r>
-        <w:rPr>
-          <w:rFonts w:ascii="Verdana" w:hAnsi="Verdana"/>
-          <w:b/>
-          <w:color w:val="FFFFFF"/>
-          <w:sz w:val="20"/>
-          <w:lang w:val="en-GB"/>
-        </w:rPr>
         <w:t xml:space="preserve"> </w:t>
       </w:r>
       <w:r>
@@ -301,87 +324,7 @@
           <w:sz w:val="20"/>
           <w:lang w:val="en-GB"/>
         </w:rPr>
-        <w:t xml:space="preserve">    </w:t>
-      </w:r>
-      <w:r>
-        <w:rPr>
-          <w:rFonts w:ascii="Verdana" w:hAnsi="Verdana"/>
-          <w:b/>
-          <w:color w:val="FFFFFF"/>
-          <w:sz w:val="20"/>
-          <w:lang w:val="en-GB"/>
-        </w:rPr>
-        <w:t xml:space="preserve"> </w:t>
-      </w:r>
-      <w:r>
-        <w:rPr>
-          <w:rFonts w:ascii="Verdana" w:hAnsi="Verdana"/>
-          <w:b/>
-          <w:color w:val="FFFFFF"/>
-          <w:sz w:val="20"/>
-          <w:lang w:val="en-GB"/>
-        </w:rPr>
-        <w:t xml:space="preserve">  </w:t>
-      </w:r>
-      <w:r>
-        <w:rPr>
-          <w:rFonts w:ascii="Verdana" w:hAnsi="Verdana"/>
-          <w:b/>
-          <w:color w:val="FFFFFF"/>
-          <w:sz w:val="20"/>
-          <w:lang w:val="en-GB"/>
-        </w:rPr>
-        <w:t xml:space="preserve">  </w:t>
-      </w:r>
-      <w:r>
-        <w:rPr>
-          <w:rFonts w:ascii="Verdana" w:hAnsi="Verdana"/>
-          <w:b/>
-          <w:color w:val="FFFFFF"/>
-          <w:sz w:val="20"/>
-          <w:lang w:val="en-GB"/>
-        </w:rPr>
-        <w:t xml:space="preserve">          </w:t>
-      </w:r>
-      <w:r>
-        <w:rPr>
-          <w:rFonts w:ascii="Verdana" w:hAnsi="Verdana"/>
-          <w:b/>
-          <w:color w:val="FFFFFF"/>
-          <w:sz w:val="20"/>
-          <w:lang w:val="en-GB"/>
-        </w:rPr>
-        <w:t xml:space="preserve">  </w:t>
-      </w:r>
-      <w:r>
-        <w:rPr>
-          <w:rFonts w:ascii="Verdana" w:hAnsi="Verdana"/>
-          <w:b/>
-          <w:color w:val="FFFFFF"/>
-          <w:sz w:val="20"/>
-          <w:lang w:val="en-GB"/>
-        </w:rPr>
-        <w:t xml:space="preserve">  </w:t>
-      </w:r>
-      <w:r>
-        <w:rPr>
-          <w:rFonts w:ascii="Verdana" w:hAnsi="Verdana"/>
-          <w:b/>
-          <w:color w:val="FFFFFF"/>
-          <w:sz w:val="20"/>
-          <w:lang w:val="en-GB"/>
-        </w:rPr>
-        <w:t xml:space="preserve"> </w:t>
-      </w:r>
-      <w:r>
-        <w:rPr>
-          <w:rFonts w:ascii="Verdana" w:hAnsi="Verdana"/>
-          <w:b/>
-          <w:color w:val="FFFFFF"/>
-          <w:sz w:val="20"/>
-          <w:lang w:val="en-GB"/>
-        </w:rPr>
-        <w:t xml:space="preserve">  </w:t>
+        <w:t xml:space="preserve">     </w:t>
       </w:r>
       <w:r>
         <w:rPr>
@@ -453,7 +396,7 @@
           <w:szCs w:val="16"/>
           <w:lang w:val="en-GB"/>
         </w:rPr>
-        <w:t>7</w:t>
+        <w:t>8</w:t>
       </w:r>
       <w:r>
         <w:rPr>
@@ -625,7 +568,7 @@
           <w:sz w:val="20"/>
           <w:lang w:val="en-GB"/>
         </w:rPr>
-        <w:pict w14:anchorId="562F6B74">
+        <w:pict w14:anchorId="61549327">
           <v:group id="_x0000_s2269" style="position:absolute;margin-left:6.8pt;margin-top:131.3pt;width:142.2pt;height:16.5pt;z-index:-1" coordorigin="1342,3892" coordsize="2700,180" o:allowincell="f">
             <v:rect id="_x0000_s2270" style="position:absolute;left:1342;top:3892;width:2700;height:180" fillcolor="#31849b" stroked="f">
               <v:fill opacity="59638f"/>
@@ -644,7 +587,7 @@
           <w:sz w:val="20"/>
           <w:lang w:val="en-GB"/>
         </w:rPr>
-        <w:pict w14:anchorId="743A2039">
+        <w:pict w14:anchorId="049E1ACF">
           <v:group id="_x0000_s2212" style="position:absolute;margin-left:6.8pt;margin-top:12.45pt;width:142.2pt;height:16.5pt;z-index:-4" coordorigin="1342,3892" coordsize="2700,180" o:allowincell="f">
             <v:rect id="_x0000_s2213" style="position:absolute;left:1342;top:3892;width:2700;height:180" fillcolor="#31849b" stroked="f">
               <v:fill opacity="59638f"/>
@@ -799,7 +742,7 @@
                 <w:lang w:val="en-GB" w:eastAsia="ar-SA"/>
               </w:rPr>
             </w:pPr>
-            <w:hyperlink r:id="rId10" w:history="1">
+            <w:hyperlink r:id="rId11" w:history="1">
               <w:r>
                 <w:rPr>
                   <w:rStyle w:val="Hyperlink"/>
@@ -1307,7 +1250,7 @@
               </w:rPr>
               <w:t>(</w:t>
             </w:r>
-            <w:hyperlink r:id="rId11" w:history="1">
+            <w:hyperlink r:id="rId12" w:history="1">
               <w:r>
                 <w:rPr>
                   <w:rStyle w:val="Hyperlink"/>
@@ -1602,7 +1545,7 @@
               </w:rPr>
               <w:t xml:space="preserve"> (</w:t>
             </w:r>
-            <w:hyperlink r:id="rId12" w:history="1">
+            <w:hyperlink r:id="rId13" w:history="1">
               <w:r>
                 <w:rPr>
                   <w:rStyle w:val="Hyperlink"/>
@@ -1674,7 +1617,7 @@
               </w:rPr>
               <w:t xml:space="preserve"> (</w:t>
             </w:r>
-            <w:hyperlink r:id="rId13" w:history="1">
+            <w:hyperlink r:id="rId14" w:history="1">
               <w:r>
                 <w:rPr>
                   <w:rStyle w:val="Hyperlink"/>
@@ -1750,7 +1693,7 @@
               </w:rPr>
               <w:t xml:space="preserve"> (</w:t>
             </w:r>
-            <w:hyperlink r:id="rId14" w:history="1">
+            <w:hyperlink r:id="rId15" w:history="1">
               <w:r>
                 <w:rPr>
                   <w:rStyle w:val="Hyperlink"/>
@@ -1836,7 +1779,7 @@
                 <w:sz w:val="20"/>
                 <w:lang w:val="en-GB" w:eastAsia="ar-SA"/>
               </w:rPr>
-              <w:pict w14:anchorId="74F317CD">
+              <w:pict w14:anchorId="4077304B">
                 <v:group id="_x0000_s2263" style="position:absolute;margin-left:7.5pt;margin-top:11.85pt;width:142.2pt;height:16.5pt;z-index:-2;mso-position-horizontal-relative:text;mso-position-vertical-relative:text" coordorigin="1342,3892" coordsize="2700,180" o:allowincell="f">
                   <v:rect id="_x0000_s2264" style="position:absolute;left:1342;top:3892;width:2700;height:180" fillcolor="#31849b" stroked="f">
                     <v:fill opacity="59638f"/>
@@ -1990,7 +1933,7 @@
                 <w:lang w:val="en-GB"/>
               </w:rPr>
             </w:pPr>
-            <w:hyperlink r:id="rId15" w:history="1">
+            <w:hyperlink r:id="rId16" w:history="1">
               <w:r>
                 <w:rPr>
                   <w:rStyle w:val="Hyperlink"/>
@@ -2856,7 +2799,7 @@
                 <w:lang w:val="en-GB"/>
               </w:rPr>
             </w:pPr>
-            <w:hyperlink r:id="rId16" w:history="1">
+            <w:hyperlink r:id="rId17" w:history="1">
               <w:r>
                 <w:rPr>
                   <w:rStyle w:val="Hyperlink"/>
@@ -3599,7 +3542,7 @@
                 <w:lang w:val="en-GB"/>
               </w:rPr>
             </w:pPr>
-            <w:hyperlink r:id="rId17" w:history="1">
+            <w:hyperlink r:id="rId18" w:history="1">
               <w:r>
                 <w:rPr>
                   <w:rStyle w:val="Hyperlink"/>
@@ -4416,7 +4359,7 @@
                 <w:lang w:val="en-GB"/>
               </w:rPr>
             </w:pPr>
-            <w:hyperlink r:id="rId18" w:history="1">
+            <w:hyperlink r:id="rId19" w:history="1">
               <w:r>
                 <w:rPr>
                   <w:rStyle w:val="Hyperlink"/>
@@ -5562,7 +5505,7 @@
                 <w:lang w:val="en-GB"/>
               </w:rPr>
             </w:pPr>
-            <w:hyperlink r:id="rId19" w:history="1">
+            <w:hyperlink r:id="rId20" w:history="1">
               <w:r>
                 <w:rPr>
                   <w:rStyle w:val="Hyperlink"/>
@@ -6611,7 +6554,7 @@
                 <w:lang w:val="en-GB"/>
               </w:rPr>
             </w:pPr>
-            <w:hyperlink r:id="rId20" w:history="1">
+            <w:hyperlink r:id="rId21" w:history="1">
               <w:r>
                 <w:rPr>
                   <w:rStyle w:val="Hyperlink"/>
@@ -6632,7 +6575,7 @@
               </w:rPr>
               <w:t xml:space="preserve"> for ESA - </w:t>
             </w:r>
-            <w:hyperlink r:id="rId21" w:history="1">
+            <w:hyperlink r:id="rId22" w:history="1">
               <w:r>
                 <w:rPr>
                   <w:rStyle w:val="Hyperlink"/>
@@ -7500,7 +7443,7 @@
                 <w:lang w:val="en-GB"/>
               </w:rPr>
             </w:pPr>
-            <w:hyperlink r:id="rId22" w:history="1">
+            <w:hyperlink r:id="rId23" w:history="1">
               <w:r>
                 <w:rPr>
                   <w:rStyle w:val="Hyperlink"/>
@@ -8382,7 +8325,7 @@
                 <w:lang w:val="en-GB"/>
               </w:rPr>
             </w:pPr>
-            <w:hyperlink r:id="rId23" w:history="1">
+            <w:hyperlink r:id="rId24" w:history="1">
               <w:r>
                 <w:rPr>
                   <w:rStyle w:val="Hyperlink"/>
@@ -9329,7 +9272,7 @@
                 <w:lang w:val="en-GB"/>
               </w:rPr>
             </w:pPr>
-            <w:hyperlink r:id="rId24" w:history="1">
+            <w:hyperlink r:id="rId25" w:history="1">
               <w:r>
                 <w:rPr>
                   <w:rStyle w:val="Hyperlink"/>
@@ -10043,7 +9986,7 @@
                 <w:lang w:val="en-GB"/>
               </w:rPr>
             </w:pPr>
-            <w:hyperlink r:id="rId25" w:history="1">
+            <w:hyperlink r:id="rId26" w:history="1">
               <w:r>
                 <w:rPr>
                   <w:rStyle w:val="Hyperlink"/>
@@ -10998,7 +10941,7 @@
                 <w:lang w:val="en-GB"/>
               </w:rPr>
             </w:pPr>
-            <w:hyperlink r:id="rId26" w:history="1">
+            <w:hyperlink r:id="rId27" w:history="1">
               <w:r>
                 <w:rPr>
                   <w:rStyle w:val="Hyperlink"/>
@@ -11883,7 +11826,7 @@
                 <w:sz w:val="20"/>
                 <w:lang w:val="en-GB"/>
               </w:rPr>
-              <w:pict w14:anchorId="2CE4FF4C">
+              <w:pict w14:anchorId="378496D2">
                 <v:group id="_x0000_s2260" style="position:absolute;margin-left:56.2pt;margin-top:-446.8pt;width:142.2pt;height:16.5pt;z-index:-3;mso-position-horizontal-relative:text;mso-position-vertical-relative:text" coordorigin="1342,3892" coordsize="2700,180" o:allowincell="f">
                   <v:rect id="_x0000_s2261" style="position:absolute;left:1342;top:3892;width:2700;height:180" fillcolor="#31849b" stroked="f">
                     <v:fill opacity="59638f"/>
@@ -11946,7 +11889,7 @@
               </w:rPr>
               <w:t xml:space="preserve">Client Knowledge Limited (now </w:t>
             </w:r>
-            <w:hyperlink r:id="rId27" w:history="1">
+            <w:hyperlink r:id="rId28" w:history="1">
               <w:r>
                 <w:rPr>
                   <w:rStyle w:val="Hyperlink"/>
@@ -12772,7 +12715,7 @@
               </w:rPr>
               <w:t xml:space="preserve">Barclays Global Investors (now </w:t>
             </w:r>
-            <w:hyperlink r:id="rId28" w:history="1">
+            <w:hyperlink r:id="rId29" w:history="1">
               <w:r>
                 <w:rPr>
                   <w:rStyle w:val="Hyperlink"/>
@@ -13067,7 +13010,7 @@
                 <w:lang w:val="en-GB" w:eastAsia="ar-SA"/>
               </w:rPr>
             </w:pPr>
-            <w:hyperlink r:id="rId29" w:history="1">
+            <w:hyperlink r:id="rId30" w:history="1">
               <w:r>
                 <w:rPr>
                   <w:rStyle w:val="Hyperlink"/>
@@ -13463,7 +13406,7 @@
                 <w:lang w:val="en-GB" w:eastAsia="ar-SA"/>
               </w:rPr>
             </w:pPr>
-            <w:hyperlink r:id="rId30" w:history="1">
+            <w:hyperlink r:id="rId31" w:history="1">
               <w:r>
                 <w:rPr>
                   <w:rStyle w:val="Hyperlink"/>
@@ -13760,12 +13703,12 @@
       </w:pPr>
     </w:p>
     <w:sectPr>
-      <w:headerReference w:type="even" r:id="rId31"/>
-      <w:headerReference w:type="default" r:id="rId32"/>
-      <w:footerReference w:type="even" r:id="rId33"/>
-      <w:footerReference w:type="default" r:id="rId34"/>
-      <w:headerReference w:type="first" r:id="rId35"/>
-      <w:footerReference w:type="first" r:id="rId36"/>
+      <w:headerReference w:type="even" r:id="rId32"/>
+      <w:headerReference w:type="default" r:id="rId33"/>
+      <w:footerReference w:type="even" r:id="rId34"/>
+      <w:footerReference w:type="default" r:id="rId35"/>
+      <w:headerReference w:type="first" r:id="rId36"/>
+      <w:footerReference w:type="first" r:id="rId37"/>
       <w:pgSz w:w="11906" w:h="16838"/>
       <w:pgMar w:top="284" w:right="284" w:bottom="284" w:left="284" w:header="567" w:footer="454" w:gutter="0"/>
       <w:cols w:space="708"/>
@@ -13828,7 +13771,7 @@
         <w:szCs w:val="22"/>
         <w:lang w:val="en-GB" w:eastAsia="ar-SA"/>
       </w:rPr>
-      <w:pict w14:anchorId="7883FAE1">
+      <w:pict w14:anchorId="6BE77FCE">
         <v:group id="Group 2" o:spid="_x0000_s1028" style="position:absolute;margin-left:526.8pt;margin-top:-.15pt;width:39.7pt;height:17pt;z-index:-1" coordorigin="614,660" coordsize="864,374" wrapcoords="0 -939 -408 1878 -408 19722 0 21600 21192 21600 21600 21600 22008 16904 22008 939 21192 -939 0 -939">
           <v:roundrect id="_x0000_s1029" style="position:absolute;left:859;top:415;width:374;height:864;rotation:-90;visibility:visible" arcsize="10923f" filled="f" strokecolor="#247a00" strokeweight="1pt">
             <v:shadow color="#868686"/>
@@ -17749,52 +17692,52 @@
       </w:rPr>
     </w:lvl>
   </w:abstractNum>
-  <w:num w:numId="1" w16cid:durableId="2089882535">
+  <w:num w:numId="1" w16cid:durableId="1720977554">
     <w:abstractNumId w:val="8"/>
   </w:num>
-  <w:num w:numId="2" w16cid:durableId="436484665">
+  <w:num w:numId="2" w16cid:durableId="90250029">
     <w:abstractNumId w:val="26"/>
   </w:num>
-  <w:num w:numId="3" w16cid:durableId="1269044406">
+  <w:num w:numId="3" w16cid:durableId="1305966411">
     <w:abstractNumId w:val="17"/>
   </w:num>
-  <w:num w:numId="4" w16cid:durableId="1130896565">
+  <w:num w:numId="4" w16cid:durableId="1454397254">
     <w:abstractNumId w:val="23"/>
   </w:num>
-  <w:num w:numId="5" w16cid:durableId="56050860">
+  <w:num w:numId="5" w16cid:durableId="1429546257">
     <w:abstractNumId w:val="7"/>
   </w:num>
-  <w:num w:numId="6" w16cid:durableId="722631875">
+  <w:num w:numId="6" w16cid:durableId="718865923">
     <w:abstractNumId w:val="24"/>
   </w:num>
-  <w:num w:numId="7" w16cid:durableId="731002473">
+  <w:num w:numId="7" w16cid:durableId="1358197541">
     <w:abstractNumId w:val="27"/>
   </w:num>
-  <w:num w:numId="8" w16cid:durableId="591397726">
+  <w:num w:numId="8" w16cid:durableId="423036822">
     <w:abstractNumId w:val="19"/>
   </w:num>
-  <w:num w:numId="9" w16cid:durableId="1423837476">
+  <w:num w:numId="9" w16cid:durableId="721366480">
     <w:abstractNumId w:val="21"/>
   </w:num>
-  <w:num w:numId="10" w16cid:durableId="1578396046">
+  <w:num w:numId="10" w16cid:durableId="1366321721">
     <w:abstractNumId w:val="0"/>
   </w:num>
-  <w:num w:numId="11" w16cid:durableId="1222330429">
+  <w:num w:numId="11" w16cid:durableId="1806660460">
     <w:abstractNumId w:val="25"/>
   </w:num>
-  <w:num w:numId="12" w16cid:durableId="32776898">
+  <w:num w:numId="12" w16cid:durableId="1277758522">
     <w:abstractNumId w:val="14"/>
   </w:num>
-  <w:num w:numId="13" w16cid:durableId="545333277">
+  <w:num w:numId="13" w16cid:durableId="1309895341">
     <w:abstractNumId w:val="22"/>
   </w:num>
-  <w:num w:numId="14" w16cid:durableId="1026712893">
+  <w:num w:numId="14" w16cid:durableId="967318482">
     <w:abstractNumId w:val="3"/>
   </w:num>
-  <w:num w:numId="15" w16cid:durableId="851606713">
+  <w:num w:numId="15" w16cid:durableId="40516086">
     <w:abstractNumId w:val="9"/>
   </w:num>
-  <w:num w:numId="16" w16cid:durableId="518465600">
+  <w:num w:numId="16" w16cid:durableId="1233126094">
     <w:abstractNumId w:val="10"/>
     <w:lvlOverride w:ilvl="0"/>
     <w:lvlOverride w:ilvl="1"/>
@@ -17806,7 +17749,7 @@
     <w:lvlOverride w:ilvl="7"/>
     <w:lvlOverride w:ilvl="8"/>
   </w:num>
-  <w:num w:numId="17" w16cid:durableId="1562863012">
+  <w:num w:numId="17" w16cid:durableId="1061252850">
     <w:abstractNumId w:val="16"/>
     <w:lvlOverride w:ilvl="0"/>
     <w:lvlOverride w:ilvl="1"/>
@@ -17818,37 +17761,37 @@
     <w:lvlOverride w:ilvl="7"/>
     <w:lvlOverride w:ilvl="8"/>
   </w:num>
-  <w:num w:numId="18" w16cid:durableId="128784126">
+  <w:num w:numId="18" w16cid:durableId="345790118">
     <w:abstractNumId w:val="4"/>
   </w:num>
-  <w:num w:numId="19" w16cid:durableId="1272275184">
+  <w:num w:numId="19" w16cid:durableId="1808275508">
     <w:abstractNumId w:val="15"/>
   </w:num>
-  <w:num w:numId="20" w16cid:durableId="449708566">
+  <w:num w:numId="20" w16cid:durableId="1259945877">
     <w:abstractNumId w:val="6"/>
   </w:num>
-  <w:num w:numId="21" w16cid:durableId="572202240">
+  <w:num w:numId="21" w16cid:durableId="2104060229">
     <w:abstractNumId w:val="2"/>
   </w:num>
-  <w:num w:numId="22" w16cid:durableId="927269114">
+  <w:num w:numId="22" w16cid:durableId="1465538917">
     <w:abstractNumId w:val="13"/>
   </w:num>
-  <w:num w:numId="23" w16cid:durableId="829057916">
+  <w:num w:numId="23" w16cid:durableId="1348562063">
     <w:abstractNumId w:val="5"/>
   </w:num>
-  <w:num w:numId="24" w16cid:durableId="1198813624">
+  <w:num w:numId="24" w16cid:durableId="2027056207">
     <w:abstractNumId w:val="12"/>
   </w:num>
-  <w:num w:numId="25" w16cid:durableId="2032487338">
+  <w:num w:numId="25" w16cid:durableId="1498763106">
     <w:abstractNumId w:val="11"/>
   </w:num>
-  <w:num w:numId="26" w16cid:durableId="2120179631">
+  <w:num w:numId="26" w16cid:durableId="368183607">
     <w:abstractNumId w:val="18"/>
   </w:num>
-  <w:num w:numId="27" w16cid:durableId="412092841">
+  <w:num w:numId="27" w16cid:durableId="1055198756">
     <w:abstractNumId w:val="20"/>
   </w:num>
-  <w:num w:numId="28" w16cid:durableId="942686879">
+  <w:num w:numId="28" w16cid:durableId="972298245">
     <w:abstractNumId w:val="1"/>
   </w:num>
 </w:numbering>
